--- a/docs/使用说明/用户使用说明（操作员手册）.docx
+++ b/docs/使用说明/用户使用说明（操作员手册）.docx
@@ -1,1994 +1,2001 @@
 
-<file path=word/document.xml><?xml version="1.0" encoding="utf-8"?>
-<w:document xmlns:wpc="http://schemas.microsoft.com/office/word/2010/wordprocessingCanvas" xmlns:cx="http://schemas.microsoft.com/office/drawing/2014/chartex" xmlns:cx1="http://schemas.microsoft.com/office/drawing/2015/9/8/chartex" xmlns:cx2="http://schemas.microsoft.com/office/drawing/2015/10/21/chartex" xmlns:cx3="http://schemas.microsoft.com/office/drawing/2016/5/9/chartex" xmlns:cx4="http://schemas.microsoft.com/office/drawing/2016/5/10/chartex" xmlns:cx5="http://schemas.microsoft.com/office/drawing/2016/5/11/chartex" xmlns:cx6="http://schemas.microsoft.com/office/drawing/2016/5/12/chartex" xmlns:cx7="http://schemas.microsoft.com/office/drawing/2016/5/13/chartex" xmlns:cx8="http://schemas.microsoft.com/office/drawing/2016/5/14/chartex" xmlns:mc="http://schemas.openxmlformats.org/markup-compatibility/2006" xmlns:o="urn:schemas-microsoft-com:office:office" xmlns:r="http://schemas.openxmlformats.org/officeDocument/2006/relationships" xmlns:m="http://schemas.openxmlformats.org/officeDocument/2006/math" xmlns:v="urn:schemas-microsoft-com:vml" xmlns:wp14="http://schemas.microsoft.com/office/word/2010/wordprocessingDrawing" xmlns:wp="http://schemas.openxmlformats.org/drawingml/2006/wordprocessingDrawing" xmlns:w="http://schemas.openxmlformats.org/wordprocessingml/2006/main" xmlns:w14="http://schemas.microsoft.com/office/word/2010/wordml" xmlns:w10="urn:schemas-microsoft-com:office:word" xmlns:w15="http://schemas.microsoft.com/office/word/2012/wordml" xmlns:wpg="http://schemas.microsoft.com/office/word/2010/wordprocessingGroup" xmlns:wpi="http://schemas.microsoft.com/office/word/2010/wordprocessingInk" xmlns:wne="http://schemas.microsoft.com/office/word/2006/wordml" xmlns:wps="http://schemas.microsoft.com/office/word/2010/wordprocessingShape" xmlns:wpsCustomData="http://www.wps.cn/officeDocument/2013/wpsCustomData" mc:Ignorable="w14 w15 wp14">
-  <w:body>
-    <w:p>
-      <w:pPr>
-        <w:pStyle w:val="3"/>
-      </w:pPr>
-      <w:r>
-        <w:t>上位机软件操作说明书</w:t>
-      </w:r>
-    </w:p>
-    <w:p>
-      <w:pPr>
-        <w:pStyle w:val="4"/>
-      </w:pPr>
-      <w:r>
-        <w:t>一、开机与启动</w:t>
-      </w:r>
-      <w:bookmarkStart w:id="0" w:name="_GoBack"/>
-      <w:bookmarkEnd w:id="0"/>
-    </w:p>
-    <w:p>
-      <w:r>
-        <w:t>1. 打开电脑，等 Windows 启动完。</w:t>
-      </w:r>
-    </w:p>
-    <w:p>
-      <w:r>
-        <w:t xml:space="preserve">2. 双击桌面上的 </w:t>
-      </w:r>
-      <w:r>
-        <w:rPr>
-          <w:b/>
-        </w:rPr>
-        <w:t>CommandCenter</w:t>
-      </w:r>
-      <w:r>
-        <w:t>（上位机检测程序）图标。</w:t>
-      </w:r>
-    </w:p>
-    <w:p>
-      <w:r>
-        <w:t>3. 等 2~3 秒，</w:t>
-      </w:r>
-      <w:r>
-        <w:rPr>
-          <w:b/>
-        </w:rPr>
-        <w:t>主界面自动铺满屏幕</w:t>
-      </w:r>
-      <w:r>
-        <w:t>，出现一排排的检测窗口就说明启动成功。</w:t>
-      </w:r>
-    </w:p>
-    <w:p>
-      <w:r>
-        <w:t>4. 正常生产</w:t>
-      </w:r>
-      <w:r>
-        <w:rPr>
-          <w:b/>
-        </w:rPr>
-        <w:t>不需要登录</w:t>
-      </w:r>
-      <w:r>
-        <w:t>。只有维护人员改参数时，点右上角"系统设置"才需要输入管理员账号。</w:t>
-      </w:r>
-    </w:p>
-    <w:p>
-      <w:r>
-        <w:t>启动失败怎么办：看看电脑右下角有没有报错；确认 `Config` 文件夹没被动过。还是起不来就叫工程师，</w:t>
-      </w:r>
-      <w:r>
-        <w:rPr>
-          <w:b/>
-        </w:rPr>
-        <w:t>不要自己删文件</w:t>
-      </w:r>
-      <w:r>
-        <w:t>。</w:t>
-      </w:r>
-    </w:p>
-    <w:p>
-      <w:pPr>
-        <w:pStyle w:val="4"/>
-      </w:pPr>
-      <w:r>
-        <w:t>二、认识主界面</w:t>
-      </w:r>
-    </w:p>
-    <w:p>
-      <w:pPr>
-        <w:spacing w:after="0"/>
-      </w:pPr>
-      <w:r>
-        <w:rPr>
-          <w:rFonts w:ascii="Consolas" w:hAnsi="Consolas" w:eastAsia="Consolas"/>
-        </w:rPr>
-        <w:t>┌──────────────────────────────────────────────────────────────────┐</w:t>
-      </w:r>
-    </w:p>
-    <w:p>
-      <w:pPr>
-        <w:spacing w:after="0"/>
-      </w:pPr>
-      <w:r>
-        <w:rPr>
-          <w:rFonts w:ascii="Consolas" w:hAnsi="Consolas" w:eastAsia="Consolas"/>
-        </w:rPr>
-        <w:t>│ 产品型号:[U171 ▾]  序列号:[SN12345][人工补录] 总数:0 OK:0 NG:0 [系统设置][English] ●PLC ●扫码枪 ●相机1 ●相机2</w:t>
-      </w:r>
-      <w:r>
-        <w:rPr>
-          <w:rFonts w:hint="eastAsia" w:ascii="Consolas" w:hAnsi="Consolas" w:eastAsia="宋体"/>
-          <w:lang w:val="en-US" w:eastAsia="zh-CN"/>
-        </w:rPr>
-        <w:t xml:space="preserve">                             </w:t>
-      </w:r>
-      <w:r>
-        <w:rPr>
-          <w:rFonts w:ascii="Consolas" w:hAnsi="Consolas" w:eastAsia="Consolas"/>
-        </w:rPr>
-        <w:t>│</w:t>
-      </w:r>
-    </w:p>
-    <w:p>
-      <w:pPr>
-        <w:spacing w:after="0"/>
-      </w:pPr>
-      <w:r>
-        <w:rPr>
-          <w:rFonts w:ascii="Consolas" w:hAnsi="Consolas" w:eastAsia="Consolas"/>
-        </w:rPr>
-        <w:t>├──────────────────────────────────────────────────────────────────┤</w:t>
-      </w:r>
-    </w:p>
-    <w:p>
-      <w:pPr>
-        <w:spacing w:after="0"/>
-      </w:pPr>
-      <w:r>
-        <w:rPr>
-          <w:rFonts w:ascii="Consolas" w:hAnsi="Consolas" w:eastAsia="Consolas"/>
-        </w:rPr>
-        <w:t>│  ┌──────┐ ┌──────┐ ┌──────┐ ┌──────┐ ┌──────┐                    │</w:t>
-      </w:r>
-    </w:p>
-    <w:p>
-      <w:pPr>
-        <w:spacing w:after="0"/>
-      </w:pPr>
-      <w:r>
-        <w:rPr>
-          <w:rFonts w:ascii="Consolas" w:hAnsi="Consolas" w:eastAsia="Consolas"/>
-        </w:rPr>
-        <w:t>│  │  W1  │ │  W2  │ │  W3  │ │  W4  │ │  W5  │   ← 检测窗口矩阵    │</w:t>
-      </w:r>
-    </w:p>
-    <w:p>
-      <w:pPr>
-        <w:spacing w:after="0"/>
-      </w:pPr>
-      <w:r>
-        <w:rPr>
-          <w:rFonts w:ascii="Consolas" w:hAnsi="Consolas" w:eastAsia="Consolas"/>
-        </w:rPr>
-        <w:t>│  │ 图 片│ │ 图 片 │ │ 图 片│ │ 图 片│ │ 图 片 │     一格=一个检测点 │</w:t>
-      </w:r>
-    </w:p>
-    <w:p>
-      <w:pPr>
-        <w:spacing w:after="0"/>
-      </w:pPr>
-      <w:r>
-        <w:rPr>
-          <w:rFonts w:ascii="Consolas" w:hAnsi="Consolas" w:eastAsia="Consolas"/>
-        </w:rPr>
-        <w:t>│  └──────┘ └──────┘ └──────┘ └──────┘ └──────┘                    │</w:t>
-      </w:r>
-    </w:p>
-    <w:p>
-      <w:pPr>
-        <w:spacing w:after="0"/>
-      </w:pPr>
-      <w:r>
-        <w:rPr>
-          <w:rFonts w:ascii="Consolas" w:hAnsi="Consolas" w:eastAsia="Consolas"/>
-        </w:rPr>
-        <w:t>├──────────────────────────────────────────────────────────────────┤</w:t>
-      </w:r>
-    </w:p>
-    <w:p>
-      <w:pPr>
-        <w:spacing w:after="0"/>
-      </w:pPr>
-      <w:r>
-        <w:rPr>
-          <w:rFonts w:ascii="Consolas" w:hAnsi="Consolas" w:eastAsia="Consolas"/>
-        </w:rPr>
-        <w:t>│ 状态: 等待检测…                                                   │</w:t>
-      </w:r>
-    </w:p>
-    <w:p>
-      <w:pPr>
-        <w:spacing w:after="0"/>
-      </w:pPr>
-      <w:r>
-        <w:rPr>
-          <w:rFonts w:ascii="Consolas" w:hAnsi="Consolas" w:eastAsia="Consolas"/>
-        </w:rPr>
-        <w:t>└──────────────────────────────────────────────────────────────────┘</w:t>
-      </w:r>
-    </w:p>
-    <w:p>
-      <w:r>
-        <w:t>逐个说明：</w:t>
-      </w:r>
-    </w:p>
-    <w:tbl>
-      <w:tblPr>
-        <w:tblStyle w:val="33"/>
-        <w:tblW w:w="0" w:type="auto"/>
-        <w:tblInd w:w="0" w:type="dxa"/>
-        <w:tblBorders>
-          <w:top w:val="single" w:color="auto" w:sz="4" w:space="0"/>
-          <w:left w:val="single" w:color="auto" w:sz="4" w:space="0"/>
-          <w:bottom w:val="single" w:color="auto" w:sz="4" w:space="0"/>
-          <w:right w:val="single" w:color="auto" w:sz="4" w:space="0"/>
-          <w:insideH w:val="single" w:color="auto" w:sz="4" w:space="0"/>
-          <w:insideV w:val="single" w:color="auto" w:sz="4" w:space="0"/>
-        </w:tblBorders>
-        <w:tblLayout w:type="autofit"/>
-        <w:tblCellMar>
-          <w:top w:w="0" w:type="dxa"/>
-          <w:left w:w="108" w:type="dxa"/>
-          <w:bottom w:w="0" w:type="dxa"/>
-          <w:right w:w="108" w:type="dxa"/>
-        </w:tblCellMar>
-      </w:tblPr>
-      <w:tblGrid>
-        <w:gridCol w:w="2880"/>
-        <w:gridCol w:w="2880"/>
-        <w:gridCol w:w="2880"/>
-      </w:tblGrid>
-      <w:tr>
-        <w:tblPrEx>
-          <w:tblBorders>
-            <w:top w:val="single" w:color="auto" w:sz="4" w:space="0"/>
-            <w:left w:val="single" w:color="auto" w:sz="4" w:space="0"/>
-            <w:bottom w:val="single" w:color="auto" w:sz="4" w:space="0"/>
-            <w:right w:val="single" w:color="auto" w:sz="4" w:space="0"/>
-            <w:insideH w:val="single" w:color="auto" w:sz="4" w:space="0"/>
-            <w:insideV w:val="single" w:color="auto" w:sz="4" w:space="0"/>
-          </w:tblBorders>
-          <w:tblCellMar>
-            <w:top w:w="0" w:type="dxa"/>
-            <w:left w:w="108" w:type="dxa"/>
-            <w:bottom w:w="0" w:type="dxa"/>
-            <w:right w:w="108" w:type="dxa"/>
-          </w:tblCellMar>
-        </w:tblPrEx>
-        <w:tc>
-          <w:tcPr>
-            <w:tcW w:w="2880" w:type="dxa"/>
-          </w:tcPr>
-          <w:p>
-            <w:pPr>
-              <w:spacing w:after="0" w:line="240" w:lineRule="auto"/>
-            </w:pPr>
-            <w:r>
-              <w:rPr>
-                <w:b/>
-              </w:rPr>
-              <w:t>位置</w:t>
-            </w:r>
-          </w:p>
-        </w:tc>
-        <w:tc>
-          <w:tcPr>
-            <w:tcW w:w="2880" w:type="dxa"/>
-          </w:tcPr>
-          <w:p>
-            <w:pPr>
-              <w:spacing w:after="0" w:line="240" w:lineRule="auto"/>
-            </w:pPr>
-            <w:r>
-              <w:rPr>
-                <w:b/>
-              </w:rPr>
-              <w:t>名称</w:t>
-            </w:r>
-          </w:p>
-        </w:tc>
-        <w:tc>
-          <w:tcPr>
-            <w:tcW w:w="2880" w:type="dxa"/>
-          </w:tcPr>
-          <w:p>
-            <w:pPr>
-              <w:spacing w:after="0" w:line="240" w:lineRule="auto"/>
-            </w:pPr>
-            <w:r>
-              <w:rPr>
-                <w:b/>
-              </w:rPr>
-              <w:t>是什么 / 怎么看</w:t>
-            </w:r>
-          </w:p>
-        </w:tc>
-      </w:tr>
-      <w:tr>
-        <w:tblPrEx>
-          <w:tblBorders>
-            <w:top w:val="single" w:color="auto" w:sz="4" w:space="0"/>
-            <w:left w:val="single" w:color="auto" w:sz="4" w:space="0"/>
-            <w:bottom w:val="single" w:color="auto" w:sz="4" w:space="0"/>
-            <w:right w:val="single" w:color="auto" w:sz="4" w:space="0"/>
-            <w:insideH w:val="single" w:color="auto" w:sz="4" w:space="0"/>
-            <w:insideV w:val="single" w:color="auto" w:sz="4" w:space="0"/>
-          </w:tblBorders>
-          <w:tblCellMar>
-            <w:top w:w="0" w:type="dxa"/>
-            <w:left w:w="108" w:type="dxa"/>
-            <w:bottom w:w="0" w:type="dxa"/>
-            <w:right w:w="108" w:type="dxa"/>
-          </w:tblCellMar>
-        </w:tblPrEx>
-        <w:tc>
-          <w:tcPr>
-            <w:tcW w:w="2880" w:type="dxa"/>
-          </w:tcPr>
-          <w:p>
-            <w:pPr>
-              <w:spacing w:after="0" w:line="240" w:lineRule="auto"/>
-            </w:pPr>
-            <w:r>
-              <w:t>左上</w:t>
-            </w:r>
-          </w:p>
-        </w:tc>
-        <w:tc>
-          <w:tcPr>
-            <w:tcW w:w="2880" w:type="dxa"/>
-          </w:tcPr>
-          <w:p>
-            <w:pPr>
-              <w:spacing w:after="0" w:line="240" w:lineRule="auto"/>
-            </w:pPr>
-            <w:r>
-              <w:rPr>
-                <w:b/>
-              </w:rPr>
-              <w:t>产品型号</w:t>
-            </w:r>
-          </w:p>
-        </w:tc>
-        <w:tc>
-          <w:tcPr>
-            <w:tcW w:w="2880" w:type="dxa"/>
-          </w:tcPr>
-          <w:p>
-            <w:pPr>
-              <w:spacing w:after="0" w:line="240" w:lineRule="auto"/>
-            </w:pPr>
-            <w:r>
-              <w:t>当前正在做的产品型号。点下拉可以直接切换，切换后相机自动换对应程序，</w:t>
-            </w:r>
-            <w:r>
-              <w:rPr>
-                <w:b/>
-              </w:rPr>
-              <w:t>设备不用重启</w:t>
-            </w:r>
-          </w:p>
-        </w:tc>
-      </w:tr>
-      <w:tr>
-        <w:tblPrEx>
-          <w:tblBorders>
-            <w:top w:val="single" w:color="auto" w:sz="4" w:space="0"/>
-            <w:left w:val="single" w:color="auto" w:sz="4" w:space="0"/>
-            <w:bottom w:val="single" w:color="auto" w:sz="4" w:space="0"/>
-            <w:right w:val="single" w:color="auto" w:sz="4" w:space="0"/>
-            <w:insideH w:val="single" w:color="auto" w:sz="4" w:space="0"/>
-            <w:insideV w:val="single" w:color="auto" w:sz="4" w:space="0"/>
-          </w:tblBorders>
-          <w:tblCellMar>
-            <w:top w:w="0" w:type="dxa"/>
-            <w:left w:w="108" w:type="dxa"/>
-            <w:bottom w:w="0" w:type="dxa"/>
-            <w:right w:w="108" w:type="dxa"/>
-          </w:tblCellMar>
-        </w:tblPrEx>
-        <w:tc>
-          <w:tcPr>
-            <w:tcW w:w="2880" w:type="dxa"/>
-          </w:tcPr>
-          <w:p>
-            <w:pPr>
-              <w:spacing w:after="0" w:line="240" w:lineRule="auto"/>
-            </w:pPr>
-            <w:r>
-              <w:t>中间</w:t>
-            </w:r>
-          </w:p>
-        </w:tc>
-        <w:tc>
-          <w:tcPr>
-            <w:tcW w:w="2880" w:type="dxa"/>
-          </w:tcPr>
-          <w:p>
-            <w:pPr>
-              <w:spacing w:after="0" w:line="240" w:lineRule="auto"/>
-            </w:pPr>
-            <w:r>
-              <w:rPr>
-                <w:b/>
-              </w:rPr>
-              <w:t>序列号</w:t>
-            </w:r>
-          </w:p>
-        </w:tc>
-        <w:tc>
-          <w:tcPr>
-            <w:tcW w:w="2880" w:type="dxa"/>
-          </w:tcPr>
-          <w:p>
-            <w:pPr>
-              <w:spacing w:after="0" w:line="240" w:lineRule="auto"/>
-            </w:pPr>
-            <w:r>
-              <w:t>当前这一件产品的条码。扫码枪扫到会自动填进来（只读显示）</w:t>
-            </w:r>
-          </w:p>
-        </w:tc>
-      </w:tr>
-      <w:tr>
-        <w:tblPrEx>
-          <w:tblBorders>
-            <w:top w:val="single" w:color="auto" w:sz="4" w:space="0"/>
-            <w:left w:val="single" w:color="auto" w:sz="4" w:space="0"/>
-            <w:bottom w:val="single" w:color="auto" w:sz="4" w:space="0"/>
-            <w:right w:val="single" w:color="auto" w:sz="4" w:space="0"/>
-            <w:insideH w:val="single" w:color="auto" w:sz="4" w:space="0"/>
-            <w:insideV w:val="single" w:color="auto" w:sz="4" w:space="0"/>
-          </w:tblBorders>
-          <w:tblCellMar>
-            <w:top w:w="0" w:type="dxa"/>
-            <w:left w:w="108" w:type="dxa"/>
-            <w:bottom w:w="0" w:type="dxa"/>
-            <w:right w:w="108" w:type="dxa"/>
-          </w:tblCellMar>
-        </w:tblPrEx>
-        <w:tc>
-          <w:tcPr>
-            <w:tcW w:w="2880" w:type="dxa"/>
-          </w:tcPr>
-          <w:p>
-            <w:pPr>
-              <w:spacing w:after="0" w:line="240" w:lineRule="auto"/>
-            </w:pPr>
-            <w:r>
-              <w:t>按钮</w:t>
-            </w:r>
-          </w:p>
-        </w:tc>
-        <w:tc>
-          <w:tcPr>
-            <w:tcW w:w="2880" w:type="dxa"/>
-          </w:tcPr>
-          <w:p>
-            <w:pPr>
-              <w:spacing w:after="0" w:line="240" w:lineRule="auto"/>
-            </w:pPr>
-            <w:r>
-              <w:rPr>
-                <w:b/>
-              </w:rPr>
-              <w:t>【人工补录】</w:t>
-            </w:r>
-          </w:p>
-        </w:tc>
-        <w:tc>
-          <w:tcPr>
-            <w:tcW w:w="2880" w:type="dxa"/>
-          </w:tcPr>
-          <w:p>
-            <w:pPr>
-              <w:spacing w:after="0" w:line="240" w:lineRule="auto"/>
-            </w:pPr>
-            <w:r>
-              <w:t>扫码枪没扫到码时，手动输入/修改条码用</w:t>
-            </w:r>
-          </w:p>
-        </w:tc>
-      </w:tr>
-      <w:tr>
-        <w:tblPrEx>
-          <w:tblBorders>
-            <w:top w:val="single" w:color="auto" w:sz="4" w:space="0"/>
-            <w:left w:val="single" w:color="auto" w:sz="4" w:space="0"/>
-            <w:bottom w:val="single" w:color="auto" w:sz="4" w:space="0"/>
-            <w:right w:val="single" w:color="auto" w:sz="4" w:space="0"/>
-            <w:insideH w:val="single" w:color="auto" w:sz="4" w:space="0"/>
-            <w:insideV w:val="single" w:color="auto" w:sz="4" w:space="0"/>
-          </w:tblBorders>
-          <w:tblCellMar>
-            <w:top w:w="0" w:type="dxa"/>
-            <w:left w:w="108" w:type="dxa"/>
-            <w:bottom w:w="0" w:type="dxa"/>
-            <w:right w:w="108" w:type="dxa"/>
-          </w:tblCellMar>
-        </w:tblPrEx>
-        <w:tc>
-          <w:tcPr>
-            <w:tcW w:w="2880" w:type="dxa"/>
-          </w:tcPr>
-          <w:p>
-            <w:pPr>
-              <w:spacing w:after="0" w:line="240" w:lineRule="auto"/>
-            </w:pPr>
-            <w:r>
-              <w:t>标题栏</w:t>
-            </w:r>
-          </w:p>
-        </w:tc>
-        <w:tc>
-          <w:tcPr>
-            <w:tcW w:w="2880" w:type="dxa"/>
-          </w:tcPr>
-          <w:p>
-            <w:pPr>
-              <w:spacing w:after="0" w:line="240" w:lineRule="auto"/>
-            </w:pPr>
-            <w:r>
-              <w:rPr>
-                <w:b/>
-              </w:rPr>
-              <w:t>总数 / OK / NG</w:t>
-            </w:r>
-          </w:p>
-        </w:tc>
-        <w:tc>
-          <w:tcPr>
-            <w:tcW w:w="2880" w:type="dxa"/>
-          </w:tcPr>
-          <w:p>
-            <w:pPr>
-              <w:spacing w:after="0" w:line="240" w:lineRule="auto"/>
-            </w:pPr>
-            <w:r>
-              <w:rPr>
-                <w:b/>
-              </w:rPr>
-              <w:t>当前这一个工件</w:t>
-            </w:r>
-            <w:r>
-              <w:t>的检测点数：OK=绿色、NG=红色。每来一件新产品会自动清零重数</w:t>
-            </w:r>
-          </w:p>
-        </w:tc>
-      </w:tr>
-      <w:tr>
-        <w:tblPrEx>
-          <w:tblBorders>
-            <w:top w:val="single" w:color="auto" w:sz="4" w:space="0"/>
-            <w:left w:val="single" w:color="auto" w:sz="4" w:space="0"/>
-            <w:bottom w:val="single" w:color="auto" w:sz="4" w:space="0"/>
-            <w:right w:val="single" w:color="auto" w:sz="4" w:space="0"/>
-            <w:insideH w:val="single" w:color="auto" w:sz="4" w:space="0"/>
-            <w:insideV w:val="single" w:color="auto" w:sz="4" w:space="0"/>
-          </w:tblBorders>
-          <w:tblCellMar>
-            <w:top w:w="0" w:type="dxa"/>
-            <w:left w:w="108" w:type="dxa"/>
-            <w:bottom w:w="0" w:type="dxa"/>
-            <w:right w:w="108" w:type="dxa"/>
-          </w:tblCellMar>
-        </w:tblPrEx>
-        <w:tc>
-          <w:tcPr>
-            <w:tcW w:w="2880" w:type="dxa"/>
-          </w:tcPr>
-          <w:p>
-            <w:pPr>
-              <w:spacing w:after="0" w:line="240" w:lineRule="auto"/>
-            </w:pPr>
-            <w:r>
-              <w:t>右上角</w:t>
-            </w:r>
-          </w:p>
-        </w:tc>
-        <w:tc>
-          <w:tcPr>
-            <w:tcW w:w="2880" w:type="dxa"/>
-          </w:tcPr>
-          <w:p>
-            <w:pPr>
-              <w:spacing w:after="0" w:line="240" w:lineRule="auto"/>
-            </w:pPr>
-            <w:r>
-              <w:rPr>
-                <w:b/>
-              </w:rPr>
-              <w:t>● 圆点灯</w:t>
-            </w:r>
-          </w:p>
-        </w:tc>
-        <w:tc>
-          <w:tcPr>
-            <w:tcW w:w="2880" w:type="dxa"/>
-          </w:tcPr>
-          <w:p>
-            <w:pPr>
-              <w:spacing w:after="0" w:line="240" w:lineRule="auto"/>
-            </w:pPr>
-            <w:r>
-              <w:t>四个灯：PLC、扫码枪、相机1、相机2。</w:t>
-            </w:r>
-            <w:r>
-              <w:rPr>
-                <w:b/>
-              </w:rPr>
-              <w:t>绿=正常，红=有问题</w:t>
-            </w:r>
-            <w:r>
-              <w:t>（PLC 黄色=在等主站，属正常）</w:t>
-            </w:r>
-          </w:p>
-        </w:tc>
-      </w:tr>
-      <w:tr>
-        <w:tblPrEx>
-          <w:tblBorders>
-            <w:top w:val="single" w:color="auto" w:sz="4" w:space="0"/>
-            <w:left w:val="single" w:color="auto" w:sz="4" w:space="0"/>
-            <w:bottom w:val="single" w:color="auto" w:sz="4" w:space="0"/>
-            <w:right w:val="single" w:color="auto" w:sz="4" w:space="0"/>
-            <w:insideH w:val="single" w:color="auto" w:sz="4" w:space="0"/>
-            <w:insideV w:val="single" w:color="auto" w:sz="4" w:space="0"/>
-          </w:tblBorders>
-          <w:tblCellMar>
-            <w:top w:w="0" w:type="dxa"/>
-            <w:left w:w="108" w:type="dxa"/>
-            <w:bottom w:w="0" w:type="dxa"/>
-            <w:right w:w="108" w:type="dxa"/>
-          </w:tblCellMar>
-        </w:tblPrEx>
-        <w:tc>
-          <w:tcPr>
-            <w:tcW w:w="2880" w:type="dxa"/>
-          </w:tcPr>
-          <w:p>
-            <w:pPr>
-              <w:spacing w:after="0" w:line="240" w:lineRule="auto"/>
-            </w:pPr>
-            <w:r>
-              <w:t>右上角</w:t>
-            </w:r>
-          </w:p>
-        </w:tc>
-        <w:tc>
-          <w:tcPr>
-            <w:tcW w:w="2880" w:type="dxa"/>
-          </w:tcPr>
-          <w:p>
-            <w:pPr>
-              <w:spacing w:after="0" w:line="240" w:lineRule="auto"/>
-            </w:pPr>
-            <w:r>
-              <w:rPr>
-                <w:b/>
-              </w:rPr>
-              <w:t>语言切换</w:t>
-            </w:r>
-          </w:p>
-        </w:tc>
-        <w:tc>
-          <w:tcPr>
-            <w:tcW w:w="2880" w:type="dxa"/>
-          </w:tcPr>
-          <w:p>
-            <w:pPr>
-              <w:spacing w:after="0" w:line="240" w:lineRule="auto"/>
-            </w:pPr>
-            <w:r>
-              <w:t xml:space="preserve">标题栏最右侧的 </w:t>
-            </w:r>
-            <w:r>
-              <w:rPr>
-                <w:b/>
-              </w:rPr>
-              <w:t>English/中文</w:t>
-            </w:r>
-            <w:r>
-              <w:t xml:space="preserve"> 按钮（中文界面显示 English、英文界面显示 中文）。点击立即在中/英文界面之间切换，并自动保存，重启仍保持</w:t>
-            </w:r>
-          </w:p>
-        </w:tc>
-      </w:tr>
-      <w:tr>
-        <w:tblPrEx>
-          <w:tblBorders>
-            <w:top w:val="single" w:color="auto" w:sz="4" w:space="0"/>
-            <w:left w:val="single" w:color="auto" w:sz="4" w:space="0"/>
-            <w:bottom w:val="single" w:color="auto" w:sz="4" w:space="0"/>
-            <w:right w:val="single" w:color="auto" w:sz="4" w:space="0"/>
-            <w:insideH w:val="single" w:color="auto" w:sz="4" w:space="0"/>
-            <w:insideV w:val="single" w:color="auto" w:sz="4" w:space="0"/>
-          </w:tblBorders>
-          <w:tblCellMar>
-            <w:top w:w="0" w:type="dxa"/>
-            <w:left w:w="108" w:type="dxa"/>
-            <w:bottom w:w="0" w:type="dxa"/>
-            <w:right w:w="108" w:type="dxa"/>
-          </w:tblCellMar>
-        </w:tblPrEx>
-        <w:tc>
-          <w:tcPr>
-            <w:tcW w:w="2880" w:type="dxa"/>
-          </w:tcPr>
-          <w:p>
-            <w:pPr>
-              <w:spacing w:after="0" w:line="240" w:lineRule="auto"/>
-            </w:pPr>
-            <w:r>
-              <w:t>中间</w:t>
-            </w:r>
-          </w:p>
-        </w:tc>
-        <w:tc>
-          <w:tcPr>
-            <w:tcW w:w="2880" w:type="dxa"/>
-          </w:tcPr>
-          <w:p>
-            <w:pPr>
-              <w:spacing w:after="0" w:line="240" w:lineRule="auto"/>
-            </w:pPr>
-            <w:r>
-              <w:rPr>
-                <w:b/>
-              </w:rPr>
-              <w:t>窗口矩阵</w:t>
-            </w:r>
-          </w:p>
-        </w:tc>
-        <w:tc>
-          <w:tcPr>
-            <w:tcW w:w="2880" w:type="dxa"/>
-          </w:tcPr>
-          <w:p>
-            <w:pPr>
-              <w:spacing w:after="0" w:line="240" w:lineRule="auto"/>
-            </w:pPr>
-            <w:r>
-              <w:t>每一格是一个检测点位的相机画面。拍完自动刷新最新图片；格子右下角</w:t>
-            </w:r>
-            <w:r>
-              <w:rPr>
-                <w:b/>
-              </w:rPr>
-              <w:t>绿色框=这个点OK、红色框=NG</w:t>
-            </w:r>
-          </w:p>
-        </w:tc>
-      </w:tr>
-      <w:tr>
-        <w:tblPrEx>
-          <w:tblBorders>
-            <w:top w:val="single" w:color="auto" w:sz="4" w:space="0"/>
-            <w:left w:val="single" w:color="auto" w:sz="4" w:space="0"/>
-            <w:bottom w:val="single" w:color="auto" w:sz="4" w:space="0"/>
-            <w:right w:val="single" w:color="auto" w:sz="4" w:space="0"/>
-            <w:insideH w:val="single" w:color="auto" w:sz="4" w:space="0"/>
-            <w:insideV w:val="single" w:color="auto" w:sz="4" w:space="0"/>
-          </w:tblBorders>
-          <w:tblCellMar>
-            <w:top w:w="0" w:type="dxa"/>
-            <w:left w:w="108" w:type="dxa"/>
-            <w:bottom w:w="0" w:type="dxa"/>
-            <w:right w:w="108" w:type="dxa"/>
-          </w:tblCellMar>
-        </w:tblPrEx>
-        <w:tc>
-          <w:tcPr>
-            <w:tcW w:w="2880" w:type="dxa"/>
-          </w:tcPr>
-          <w:p>
-            <w:pPr>
-              <w:spacing w:after="0" w:line="240" w:lineRule="auto"/>
-            </w:pPr>
-            <w:r>
-              <w:t>底部</w:t>
-            </w:r>
-          </w:p>
-        </w:tc>
-        <w:tc>
-          <w:tcPr>
-            <w:tcW w:w="2880" w:type="dxa"/>
-          </w:tcPr>
-          <w:p>
-            <w:pPr>
-              <w:spacing w:after="0" w:line="240" w:lineRule="auto"/>
-            </w:pPr>
-            <w:r>
-              <w:rPr>
-                <w:b/>
-              </w:rPr>
-              <w:t>状态栏</w:t>
-            </w:r>
-          </w:p>
-        </w:tc>
-        <w:tc>
-          <w:tcPr>
-            <w:tcW w:w="2880" w:type="dxa"/>
-          </w:tcPr>
-          <w:p>
-            <w:pPr>
-              <w:spacing w:after="0" w:line="240" w:lineRule="auto"/>
-            </w:pPr>
-            <w:r>
-              <w:t>现在系统在干什么：等扫码、拍照中、切型号等</w:t>
-            </w:r>
-          </w:p>
-        </w:tc>
-      </w:tr>
-    </w:tbl>
-    <w:p>
-      <w:r>
-        <w:rPr>
-          <w:b/>
-        </w:rPr>
-        <w:t>提醒</w:t>
-      </w:r>
-      <w:r>
-        <w:t>：每次新工件到位，所有窗口会先清空变深灰色、计数归零，这是正常现象，说明这一件从头开始检测了。</w:t>
-      </w:r>
-    </w:p>
-    <w:p>
-      <w:pPr>
-        <w:pStyle w:val="4"/>
-      </w:pPr>
-      <w:r>
-        <w:t>三、每天的标准流程</w:t>
-      </w:r>
-    </w:p>
-    <w:p>
-      <w:r>
-        <w:t>1. 开机启动程序。</w:t>
-      </w:r>
-    </w:p>
-    <w:p>
-      <w:r>
-        <w:t>2. 确认右上角四个圆点灯：</w:t>
-      </w:r>
-      <w:r>
-        <w:rPr>
-          <w:b/>
-        </w:rPr>
-        <w:t>PLC、扫码枪、相机1、相机2 都要绿</w:t>
-      </w:r>
-      <w:r>
-        <w:t>（黄色 PLC 可以等）。有红的先别开工，看第八节。</w:t>
-      </w:r>
-    </w:p>
-    <w:p>
-      <w:r>
-        <w:t>3. 确认左上角</w:t>
-      </w:r>
-      <w:r>
-        <w:rPr>
-          <w:b/>
-        </w:rPr>
-        <w:t>产品型号</w:t>
-      </w:r>
-      <w:r>
-        <w:t>是今天要做的型号，不对就点下拉切换，等状态栏显示"型号切换完成"。</w:t>
-      </w:r>
-    </w:p>
-    <w:p>
-      <w:r>
-        <w:t>4. 放工件 → 扫码枪自动读条码 → 相机自动拍照 → 窗口逐格出图 → 每个点自动判定 OK/NG。</w:t>
-      </w:r>
-    </w:p>
-    <w:p>
-      <w:r>
-        <w:t>5. 正常生产时</w:t>
-      </w:r>
-      <w:r>
-        <w:rPr>
-          <w:b/>
-        </w:rPr>
-        <w:t>不用操作</w:t>
-      </w:r>
-      <w:r>
-        <w:t>，看着窗口画面和计数即可。</w:t>
-      </w:r>
-    </w:p>
-    <w:p>
-      <w:pPr>
-        <w:pStyle w:val="4"/>
-      </w:pPr>
-      <w:r>
-        <w:t>四、序列号（SN）——很重要</w:t>
-      </w:r>
-    </w:p>
-    <w:p>
-      <w:r>
-        <w:t xml:space="preserve">- </w:t>
-      </w:r>
-      <w:r>
-        <w:rPr>
-          <w:b/>
-        </w:rPr>
-        <w:t>正常</w:t>
-      </w:r>
-      <w:r>
-        <w:t>：扫码枪扫到条码，会自动显示在"序列号:"后面，不用管。</w:t>
-      </w:r>
-    </w:p>
-    <w:p>
-      <w:r>
-        <w:t xml:space="preserve">- </w:t>
-      </w:r>
-      <w:r>
-        <w:rPr>
-          <w:b/>
-        </w:rPr>
-        <w:t>扫码枪没扫到、或扫错了</w:t>
-      </w:r>
-      <w:r>
-        <w:t>：点旁边的</w:t>
-      </w:r>
-      <w:r>
-        <w:rPr>
-          <w:b/>
-        </w:rPr>
-        <w:t>【人工补录】</w:t>
-      </w:r>
-      <w:r>
-        <w:t xml:space="preserve">按钮 → 弹出输入框 → 输入或修改条码 → </w:t>
-      </w:r>
-      <w:r>
-        <w:rPr>
-          <w:b/>
-        </w:rPr>
-        <w:t>按回车确定</w:t>
-      </w:r>
-      <w:r>
-        <w:t>（按 Esc 取消）。</w:t>
-      </w:r>
-    </w:p>
-    <w:p>
-      <w:r>
-        <w:t>- 输入时注意：</w:t>
-      </w:r>
-      <w:r>
-        <w:rPr>
-          <w:b/>
-        </w:rPr>
-        <w:t>不能填空</w:t>
-      </w:r>
-      <w:r>
-        <w:t>确定；真不要这个码就点取消。</w:t>
-      </w:r>
-    </w:p>
-    <w:p>
-      <w:r>
-        <w:t>⚠️ 序列号决定照片归档到哪个文件夹（`日期/条码号/...`），</w:t>
-      </w:r>
-      <w:r>
-        <w:rPr>
-          <w:b/>
-        </w:rPr>
-        <w:t>条码不对，照片就存错地方</w:t>
-      </w:r>
-      <w:r>
-        <w:t>。每次换工件留意一下序列号是否跟工件一致。</w:t>
-      </w:r>
-    </w:p>
-    <w:p>
-      <w:pPr>
-        <w:pStyle w:val="4"/>
-      </w:pPr>
-      <w:r>
-        <w:t>五、扫码枪出问题（重点看这条）</w:t>
-      </w:r>
-    </w:p>
-    <w:p>
-      <w:pPr>
-        <w:pStyle w:val="5"/>
-      </w:pPr>
-      <w:r>
-        <w:t>现象</w:t>
-      </w:r>
-    </w:p>
-    <w:p>
-      <w:r>
-        <w:t>屏幕上弹出提醒：</w:t>
-      </w:r>
-      <w:r>
-        <w:rPr>
-          <w:b/>
-        </w:rPr>
-        <w:t>"扫码枪异常，请检查扫码枪或进行人工补录"</w:t>
-      </w:r>
-      <w:r>
-        <w:t>。</w:t>
-      </w:r>
-    </w:p>
-    <w:p>
-      <w:pPr>
-        <w:pStyle w:val="5"/>
-      </w:pPr>
-      <w:r>
-        <w:t>原因</w:t>
-      </w:r>
-    </w:p>
-    <w:p>
-      <w:r>
-        <w:t>扫码枪这一下没读到码（条码脏/距离远/枪的线松了/枪坏了）。</w:t>
-      </w:r>
-    </w:p>
-    <w:p>
-      <w:pPr>
-        <w:pStyle w:val="5"/>
-      </w:pPr>
-      <w:r>
-        <w:t>怎么办（按顺序）</w:t>
-      </w:r>
-    </w:p>
-    <w:p>
-      <w:r>
-        <w:t xml:space="preserve">1. </w:t>
-      </w:r>
-      <w:r>
-        <w:rPr>
-          <w:b/>
-        </w:rPr>
-        <w:t>看一眼枪</w:t>
-      </w:r>
-      <w:r>
-        <w:t>：激光有没有在闪、线有没有松。把条码放正、放近一点再试。</w:t>
-      </w:r>
-    </w:p>
-    <w:p>
-      <w:r>
-        <w:t xml:space="preserve">2. </w:t>
-      </w:r>
-      <w:r>
-        <w:rPr>
-          <w:b/>
-        </w:rPr>
-        <w:t>枪恢复后</w:t>
-      </w:r>
-      <w:r>
-        <w:t>：弹窗会自动关闭，什么都不用做。</w:t>
-      </w:r>
-    </w:p>
-    <w:p>
-      <w:r>
-        <w:t xml:space="preserve">3. </w:t>
-      </w:r>
-      <w:r>
-        <w:rPr>
-          <w:b/>
-        </w:rPr>
-        <w:t>一时修不好</w:t>
-      </w:r>
-      <w:r>
-        <w:t>：点</w:t>
-      </w:r>
-      <w:r>
-        <w:rPr>
-          <w:b/>
-        </w:rPr>
-        <w:t>【人工补录】</w:t>
-      </w:r>
-      <w:r>
-        <w:t>，手动输入这一件的条码，生产继续往下走。</w:t>
-      </w:r>
-    </w:p>
-    <w:p>
-      <w:r>
-        <w:t xml:space="preserve">4. </w:t>
-      </w:r>
-      <w:r>
-        <w:rPr>
-          <w:b/>
-        </w:rPr>
-        <w:t>点【稍后处理】</w:t>
-      </w:r>
-      <w:r>
-        <w:t>：只表示"先不烦我"，</w:t>
-      </w:r>
-      <w:r>
-        <w:rPr>
-          <w:b/>
-        </w:rPr>
-        <w:t>这一件还欠着条码</w:t>
-      </w:r>
-      <w:r>
-        <w:t>，程序会一直等——稍后一定要通过【人工补录】补上，否则流程卡住。</w:t>
-      </w:r>
-    </w:p>
-    <w:p>
-      <w:r>
-        <w:t xml:space="preserve">5. 弹窗里有 </w:t>
-      </w:r>
-      <w:r>
-        <w:rPr>
-          <w:b/>
-        </w:rPr>
-        <w:t>☐ 今日不再提醒</w:t>
-      </w:r>
-      <w:r>
-        <w:t>：勾上后今天之内不再弹窗（件照样要补录，只是不吵你了）。适合"枪已经报修、今天就用补录顶着"的情况。</w:t>
-      </w:r>
-    </w:p>
-    <w:p>
-      <w:r>
-        <w:t xml:space="preserve">⚠️ </w:t>
-      </w:r>
-      <w:r>
-        <w:rPr>
-          <w:b/>
-        </w:rPr>
-        <w:t>弹窗不是没事发生，是这一件的码没读到</w:t>
-      </w:r>
-      <w:r>
-        <w:t>。不要一直点【稍后处理】当没看见——</w:t>
-      </w:r>
-      <w:r>
-        <w:rPr>
-          <w:b/>
-        </w:rPr>
-        <w:t>不补录，这一件就过不去</w:t>
-      </w:r>
-      <w:r>
-        <w:t>。</w:t>
-      </w:r>
-    </w:p>
-    <w:p>
-      <w:pPr>
-        <w:pStyle w:val="4"/>
-      </w:pPr>
-      <w:r>
-        <w:t>六、放大看某一格的画面</w:t>
-      </w:r>
-    </w:p>
-    <w:p>
-      <w:r>
-        <w:t xml:space="preserve">- </w:t>
-      </w:r>
-      <w:r>
-        <w:rPr>
-          <w:b/>
-        </w:rPr>
-        <w:t>双击</w:t>
-      </w:r>
-      <w:r>
-        <w:t>任意一个窗口 → 全屏放大看细节（放大后画面照常实时刷新）。</w:t>
-      </w:r>
-    </w:p>
-    <w:p>
-      <w:r>
-        <w:t xml:space="preserve">- </w:t>
-      </w:r>
-      <w:r>
-        <w:rPr>
-          <w:b/>
-        </w:rPr>
-        <w:t>再双击一次 / 按 Esc</w:t>
-      </w:r>
-      <w:r>
-        <w:t xml:space="preserve"> → 还原回原位。</w:t>
-      </w:r>
-    </w:p>
-    <w:p>
-      <w:r>
-        <w:t>- 全屏时想看别的格子：直接双击另一个窗口即可切换。</w:t>
-      </w:r>
-    </w:p>
-    <w:p>
-      <w:pPr>
-        <w:pStyle w:val="4"/>
-      </w:pPr>
-      <w:r>
-        <w:t>七、照片存在哪里（查图找档）</w:t>
-      </w:r>
-    </w:p>
-    <w:p>
-      <w:r>
-        <w:t>- 程序自动把每次检测的照片存到电脑的图片目录，结构是：</w:t>
-      </w:r>
-    </w:p>
-    <w:p>
-      <w:pPr>
-        <w:spacing w:after="0"/>
-      </w:pPr>
-      <w:r>
-        <w:rPr>
-          <w:rFonts w:ascii="Consolas" w:hAnsi="Consolas" w:eastAsia="Consolas"/>
-        </w:rPr>
-        <w:t>E:\Images（图片根目录）</w:t>
-      </w:r>
-    </w:p>
-    <w:p>
-      <w:pPr>
-        <w:spacing w:after="0"/>
-      </w:pPr>
-      <w:r>
-        <w:rPr>
-          <w:rFonts w:ascii="Consolas" w:hAnsi="Consolas" w:eastAsia="Consolas"/>
-        </w:rPr>
-        <w:t xml:space="preserve"> └─ 2026年08月17日（日期）</w:t>
-      </w:r>
-    </w:p>
-    <w:p>
-      <w:pPr>
-        <w:spacing w:after="0"/>
-      </w:pPr>
-      <w:r>
-        <w:rPr>
-          <w:rFonts w:ascii="Consolas" w:hAnsi="Consolas" w:eastAsia="Consolas"/>
-        </w:rPr>
-        <w:t xml:space="preserve">     └─ SN12345（条码号）</w:t>
-      </w:r>
-    </w:p>
-    <w:p>
-      <w:pPr>
-        <w:spacing w:after="0"/>
-      </w:pPr>
-      <w:r>
-        <w:rPr>
-          <w:rFonts w:ascii="Consolas" w:hAnsi="Consolas" w:eastAsia="Consolas"/>
-        </w:rPr>
-        <w:t xml:space="preserve">         └─ 上相机（哪个相机拍的）</w:t>
-      </w:r>
-    </w:p>
-    <w:p>
-      <w:pPr>
-        <w:spacing w:after="0"/>
-      </w:pPr>
-      <w:r>
-        <w:rPr>
-          <w:rFonts w:ascii="Consolas" w:hAnsi="Consolas" w:eastAsia="Consolas"/>
-        </w:rPr>
-        <w:t xml:space="preserve">             ├─ OK（这个点判定合格）</w:t>
-      </w:r>
-    </w:p>
-    <w:p>
-      <w:pPr>
-        <w:spacing w:after="0"/>
-      </w:pPr>
-      <w:r>
-        <w:rPr>
-          <w:rFonts w:ascii="Consolas" w:hAnsi="Consolas" w:eastAsia="Consolas"/>
-        </w:rPr>
-        <w:t xml:space="preserve">             └─ NG（这个点判定不合格）</w:t>
-      </w:r>
-    </w:p>
-    <w:p>
-      <w:pPr>
-        <w:spacing w:after="0"/>
-      </w:pPr>
-      <w:r>
-        <w:rPr>
-          <w:rFonts w:ascii="Consolas" w:hAnsi="Consolas" w:eastAsia="Consolas"/>
-        </w:rPr>
-        <w:t xml:space="preserve">                 └─ 001_20260817_164022_461.jpeg（照片）</w:t>
-      </w:r>
-    </w:p>
-    <w:p>
-      <w:r>
-        <w:t>- 想查某一件的照片：让组长/工程师打开对应文件夹即可。</w:t>
-      </w:r>
-    </w:p>
-    <w:p>
-      <w:r>
-        <w:t xml:space="preserve">- </w:t>
-      </w:r>
-      <w:r>
-        <w:rPr>
-          <w:b/>
-        </w:rPr>
-        <w:t>照片默认保留 30 天自动清理</w:t>
-      </w:r>
-      <w:r>
-        <w:t>，重要的早点拷走。</w:t>
-      </w:r>
-    </w:p>
-    <w:p>
-      <w:pPr>
-        <w:pStyle w:val="4"/>
-      </w:pPr>
-      <w:r>
-        <w:t>八、连接灯红了怎么办（现场速查）</w:t>
-      </w:r>
-    </w:p>
-    <w:tbl>
-      <w:tblPr>
-        <w:tblStyle w:val="33"/>
-        <w:tblW w:w="0" w:type="auto"/>
-        <w:tblInd w:w="0" w:type="dxa"/>
-        <w:tblBorders>
-          <w:top w:val="single" w:color="auto" w:sz="4" w:space="0"/>
-          <w:left w:val="single" w:color="auto" w:sz="4" w:space="0"/>
-          <w:bottom w:val="single" w:color="auto" w:sz="4" w:space="0"/>
-          <w:right w:val="single" w:color="auto" w:sz="4" w:space="0"/>
-          <w:insideH w:val="single" w:color="auto" w:sz="4" w:space="0"/>
-          <w:insideV w:val="single" w:color="auto" w:sz="4" w:space="0"/>
-        </w:tblBorders>
-        <w:tblLayout w:type="autofit"/>
-        <w:tblCellMar>
-          <w:top w:w="0" w:type="dxa"/>
-          <w:left w:w="108" w:type="dxa"/>
-          <w:bottom w:w="0" w:type="dxa"/>
-          <w:right w:w="108" w:type="dxa"/>
-        </w:tblCellMar>
-      </w:tblPr>
-      <w:tblGrid>
-        <w:gridCol w:w="2880"/>
-        <w:gridCol w:w="2880"/>
-        <w:gridCol w:w="2880"/>
-      </w:tblGrid>
-      <w:tr>
-        <w:tblPrEx>
-          <w:tblBorders>
-            <w:top w:val="single" w:color="auto" w:sz="4" w:space="0"/>
-            <w:left w:val="single" w:color="auto" w:sz="4" w:space="0"/>
-            <w:bottom w:val="single" w:color="auto" w:sz="4" w:space="0"/>
-            <w:right w:val="single" w:color="auto" w:sz="4" w:space="0"/>
-            <w:insideH w:val="single" w:color="auto" w:sz="4" w:space="0"/>
-            <w:insideV w:val="single" w:color="auto" w:sz="4" w:space="0"/>
-          </w:tblBorders>
-          <w:tblCellMar>
-            <w:top w:w="0" w:type="dxa"/>
-            <w:left w:w="108" w:type="dxa"/>
-            <w:bottom w:w="0" w:type="dxa"/>
-            <w:right w:w="108" w:type="dxa"/>
-          </w:tblCellMar>
-        </w:tblPrEx>
-        <w:tc>
-          <w:tcPr>
-            <w:tcW w:w="2880" w:type="dxa"/>
-          </w:tcPr>
-          <w:p>
-            <w:pPr>
-              <w:spacing w:after="0" w:line="240" w:lineRule="auto"/>
-            </w:pPr>
-            <w:r>
-              <w:rPr>
-                <w:b/>
-              </w:rPr>
-              <w:t>现象</w:t>
-            </w:r>
-          </w:p>
-        </w:tc>
-        <w:tc>
-          <w:tcPr>
-            <w:tcW w:w="2880" w:type="dxa"/>
-          </w:tcPr>
-          <w:p>
-            <w:pPr>
-              <w:spacing w:after="0" w:line="240" w:lineRule="auto"/>
-            </w:pPr>
-            <w:r>
-              <w:rPr>
-                <w:b/>
-              </w:rPr>
-              <w:t>什么意思</w:t>
-            </w:r>
-          </w:p>
-        </w:tc>
-        <w:tc>
-          <w:tcPr>
-            <w:tcW w:w="2880" w:type="dxa"/>
-          </w:tcPr>
-          <w:p>
-            <w:pPr>
-              <w:spacing w:after="0" w:line="240" w:lineRule="auto"/>
-            </w:pPr>
-            <w:r>
-              <w:rPr>
-                <w:b/>
-              </w:rPr>
-              <w:t>操作员怎么办</w:t>
-            </w:r>
-          </w:p>
-        </w:tc>
-      </w:tr>
-      <w:tr>
-        <w:tblPrEx>
-          <w:tblBorders>
-            <w:top w:val="single" w:color="auto" w:sz="4" w:space="0"/>
-            <w:left w:val="single" w:color="auto" w:sz="4" w:space="0"/>
-            <w:bottom w:val="single" w:color="auto" w:sz="4" w:space="0"/>
-            <w:right w:val="single" w:color="auto" w:sz="4" w:space="0"/>
-            <w:insideH w:val="single" w:color="auto" w:sz="4" w:space="0"/>
-            <w:insideV w:val="single" w:color="auto" w:sz="4" w:space="0"/>
-          </w:tblBorders>
-          <w:tblCellMar>
-            <w:top w:w="0" w:type="dxa"/>
-            <w:left w:w="108" w:type="dxa"/>
-            <w:bottom w:w="0" w:type="dxa"/>
-            <w:right w:w="108" w:type="dxa"/>
-          </w:tblCellMar>
-        </w:tblPrEx>
-        <w:tc>
-          <w:tcPr>
-            <w:tcW w:w="2880" w:type="dxa"/>
-          </w:tcPr>
-          <w:p>
-            <w:pPr>
-              <w:spacing w:after="0" w:line="240" w:lineRule="auto"/>
-            </w:pPr>
-            <w:r>
-              <w:rPr>
-                <w:b/>
-              </w:rPr>
-              <w:t>PLC 灯红</w:t>
-            </w:r>
-          </w:p>
-        </w:tc>
-        <w:tc>
-          <w:tcPr>
-            <w:tcW w:w="2880" w:type="dxa"/>
-          </w:tcPr>
-          <w:p>
-            <w:pPr>
-              <w:spacing w:after="0" w:line="240" w:lineRule="auto"/>
-            </w:pPr>
-            <w:r>
-              <w:t>PLC 通讯断了</w:t>
-            </w:r>
-          </w:p>
-        </w:tc>
-        <w:tc>
-          <w:tcPr>
-            <w:tcW w:w="2880" w:type="dxa"/>
-          </w:tcPr>
-          <w:p>
-            <w:pPr>
-              <w:spacing w:after="0" w:line="240" w:lineRule="auto"/>
-            </w:pPr>
-            <w:r>
-              <w:t>别开工，叫工程师</w:t>
-            </w:r>
-          </w:p>
-        </w:tc>
-      </w:tr>
-      <w:tr>
-        <w:tblPrEx>
-          <w:tblBorders>
-            <w:top w:val="single" w:color="auto" w:sz="4" w:space="0"/>
-            <w:left w:val="single" w:color="auto" w:sz="4" w:space="0"/>
-            <w:bottom w:val="single" w:color="auto" w:sz="4" w:space="0"/>
-            <w:right w:val="single" w:color="auto" w:sz="4" w:space="0"/>
-            <w:insideH w:val="single" w:color="auto" w:sz="4" w:space="0"/>
-            <w:insideV w:val="single" w:color="auto" w:sz="4" w:space="0"/>
-          </w:tblBorders>
-          <w:tblCellMar>
-            <w:top w:w="0" w:type="dxa"/>
-            <w:left w:w="108" w:type="dxa"/>
-            <w:bottom w:w="0" w:type="dxa"/>
-            <w:right w:w="108" w:type="dxa"/>
-          </w:tblCellMar>
-        </w:tblPrEx>
-        <w:tc>
-          <w:tcPr>
-            <w:tcW w:w="2880" w:type="dxa"/>
-          </w:tcPr>
-          <w:p>
-            <w:pPr>
-              <w:spacing w:after="0" w:line="240" w:lineRule="auto"/>
-            </w:pPr>
-            <w:r>
-              <w:rPr>
-                <w:b/>
-              </w:rPr>
-              <w:t>PLC 灯黄</w:t>
-            </w:r>
-          </w:p>
-        </w:tc>
-        <w:tc>
-          <w:tcPr>
-            <w:tcW w:w="2880" w:type="dxa"/>
-          </w:tcPr>
-          <w:p>
-            <w:pPr>
-              <w:spacing w:after="0" w:line="240" w:lineRule="auto"/>
-            </w:pPr>
-            <w:r>
-              <w:t>在等 PLC 主站连进来</w:t>
-            </w:r>
-          </w:p>
-        </w:tc>
-        <w:tc>
-          <w:tcPr>
-            <w:tcW w:w="2880" w:type="dxa"/>
-          </w:tcPr>
-          <w:p>
-            <w:pPr>
-              <w:spacing w:after="0" w:line="240" w:lineRule="auto"/>
-            </w:pPr>
-            <w:r>
-              <w:t>正常等待，不用管</w:t>
-            </w:r>
-          </w:p>
-        </w:tc>
-      </w:tr>
-      <w:tr>
-        <w:tblPrEx>
-          <w:tblBorders>
-            <w:top w:val="single" w:color="auto" w:sz="4" w:space="0"/>
-            <w:left w:val="single" w:color="auto" w:sz="4" w:space="0"/>
-            <w:bottom w:val="single" w:color="auto" w:sz="4" w:space="0"/>
-            <w:right w:val="single" w:color="auto" w:sz="4" w:space="0"/>
-            <w:insideH w:val="single" w:color="auto" w:sz="4" w:space="0"/>
-            <w:insideV w:val="single" w:color="auto" w:sz="4" w:space="0"/>
-          </w:tblBorders>
-          <w:tblCellMar>
-            <w:top w:w="0" w:type="dxa"/>
-            <w:left w:w="108" w:type="dxa"/>
-            <w:bottom w:w="0" w:type="dxa"/>
-            <w:right w:w="108" w:type="dxa"/>
-          </w:tblCellMar>
-        </w:tblPrEx>
-        <w:tc>
-          <w:tcPr>
-            <w:tcW w:w="2880" w:type="dxa"/>
-          </w:tcPr>
-          <w:p>
-            <w:pPr>
-              <w:spacing w:after="0" w:line="240" w:lineRule="auto"/>
-            </w:pPr>
-            <w:r>
-              <w:rPr>
-                <w:b/>
-              </w:rPr>
-              <w:t>扫码枪灯红</w:t>
-            </w:r>
-          </w:p>
-        </w:tc>
-        <w:tc>
-          <w:tcPr>
-            <w:tcW w:w="2880" w:type="dxa"/>
-          </w:tcPr>
-          <w:p>
-            <w:pPr>
-              <w:spacing w:after="0" w:line="240" w:lineRule="auto"/>
-            </w:pPr>
-            <w:r>
-              <w:t>扫码枪没连上</w:t>
-            </w:r>
-          </w:p>
-        </w:tc>
-        <w:tc>
-          <w:tcPr>
-            <w:tcW w:w="2880" w:type="dxa"/>
-          </w:tcPr>
-          <w:p>
-            <w:pPr>
-              <w:spacing w:after="0" w:line="240" w:lineRule="auto"/>
-            </w:pPr>
-            <w:r>
-              <w:t>检查枪的线/电源；按第五节用【人工补录】顶着</w:t>
-            </w:r>
-          </w:p>
-        </w:tc>
-      </w:tr>
-      <w:tr>
-        <w:tblPrEx>
-          <w:tblBorders>
-            <w:top w:val="single" w:color="auto" w:sz="4" w:space="0"/>
-            <w:left w:val="single" w:color="auto" w:sz="4" w:space="0"/>
-            <w:bottom w:val="single" w:color="auto" w:sz="4" w:space="0"/>
-            <w:right w:val="single" w:color="auto" w:sz="4" w:space="0"/>
-            <w:insideH w:val="single" w:color="auto" w:sz="4" w:space="0"/>
-            <w:insideV w:val="single" w:color="auto" w:sz="4" w:space="0"/>
-          </w:tblBorders>
-          <w:tblCellMar>
-            <w:top w:w="0" w:type="dxa"/>
-            <w:left w:w="108" w:type="dxa"/>
-            <w:bottom w:w="0" w:type="dxa"/>
-            <w:right w:w="108" w:type="dxa"/>
-          </w:tblCellMar>
-        </w:tblPrEx>
-        <w:tc>
-          <w:tcPr>
-            <w:tcW w:w="2880" w:type="dxa"/>
-          </w:tcPr>
-          <w:p>
-            <w:pPr>
-              <w:spacing w:after="0" w:line="240" w:lineRule="auto"/>
-            </w:pPr>
-            <w:r>
-              <w:rPr>
-                <w:b/>
-              </w:rPr>
-              <w:t>相机灯红</w:t>
-            </w:r>
-          </w:p>
-        </w:tc>
-        <w:tc>
-          <w:tcPr>
-            <w:tcW w:w="2880" w:type="dxa"/>
-          </w:tcPr>
-          <w:p>
-            <w:pPr>
-              <w:spacing w:after="0" w:line="240" w:lineRule="auto"/>
-            </w:pPr>
-            <w:r>
-              <w:t>相机通讯断了</w:t>
-            </w:r>
-          </w:p>
-        </w:tc>
-        <w:tc>
-          <w:tcPr>
-            <w:tcW w:w="2880" w:type="dxa"/>
-          </w:tcPr>
-          <w:p>
-            <w:pPr>
-              <w:spacing w:after="0" w:line="240" w:lineRule="auto"/>
-            </w:pPr>
-            <w:r>
-              <w:t>叫工程师（查相机网线/推图配置）</w:t>
-            </w:r>
-          </w:p>
-        </w:tc>
-      </w:tr>
-      <w:tr>
-        <w:tblPrEx>
-          <w:tblBorders>
-            <w:top w:val="single" w:color="auto" w:sz="4" w:space="0"/>
-            <w:left w:val="single" w:color="auto" w:sz="4" w:space="0"/>
-            <w:bottom w:val="single" w:color="auto" w:sz="4" w:space="0"/>
-            <w:right w:val="single" w:color="auto" w:sz="4" w:space="0"/>
-            <w:insideH w:val="single" w:color="auto" w:sz="4" w:space="0"/>
-            <w:insideV w:val="single" w:color="auto" w:sz="4" w:space="0"/>
-          </w:tblBorders>
-          <w:tblCellMar>
-            <w:top w:w="0" w:type="dxa"/>
-            <w:left w:w="108" w:type="dxa"/>
-            <w:bottom w:w="0" w:type="dxa"/>
-            <w:right w:w="108" w:type="dxa"/>
-          </w:tblCellMar>
-        </w:tblPrEx>
-        <w:tc>
-          <w:tcPr>
-            <w:tcW w:w="2880" w:type="dxa"/>
-          </w:tcPr>
-          <w:p>
-            <w:pPr>
-              <w:spacing w:after="0" w:line="240" w:lineRule="auto"/>
-            </w:pPr>
-            <w:r>
-              <w:rPr>
-                <w:b/>
-              </w:rPr>
-              <w:t>窗口一直不出图</w:t>
-            </w:r>
-          </w:p>
-        </w:tc>
-        <w:tc>
-          <w:tcPr>
-            <w:tcW w:w="2880" w:type="dxa"/>
-          </w:tcPr>
-          <w:p>
-            <w:pPr>
-              <w:spacing w:after="0" w:line="240" w:lineRule="auto"/>
-            </w:pPr>
-            <w:r>
-              <w:t>相机拍了但图没到</w:t>
-            </w:r>
-          </w:p>
-        </w:tc>
-        <w:tc>
-          <w:tcPr>
-            <w:tcW w:w="2880" w:type="dxa"/>
-          </w:tcPr>
-          <w:p>
-            <w:pPr>
-              <w:spacing w:after="0" w:line="240" w:lineRule="auto"/>
-            </w:pPr>
-            <w:r>
-              <w:t>叫工程师看，别反复触发</w:t>
-            </w:r>
-          </w:p>
-        </w:tc>
-      </w:tr>
-      <w:tr>
-        <w:tblPrEx>
-          <w:tblBorders>
-            <w:top w:val="single" w:color="auto" w:sz="4" w:space="0"/>
-            <w:left w:val="single" w:color="auto" w:sz="4" w:space="0"/>
-            <w:bottom w:val="single" w:color="auto" w:sz="4" w:space="0"/>
-            <w:right w:val="single" w:color="auto" w:sz="4" w:space="0"/>
-            <w:insideH w:val="single" w:color="auto" w:sz="4" w:space="0"/>
-            <w:insideV w:val="single" w:color="auto" w:sz="4" w:space="0"/>
-          </w:tblBorders>
-          <w:tblCellMar>
-            <w:top w:w="0" w:type="dxa"/>
-            <w:left w:w="108" w:type="dxa"/>
-            <w:bottom w:w="0" w:type="dxa"/>
-            <w:right w:w="108" w:type="dxa"/>
-          </w:tblCellMar>
-        </w:tblPrEx>
-        <w:tc>
-          <w:tcPr>
-            <w:tcW w:w="2880" w:type="dxa"/>
-          </w:tcPr>
-          <w:p>
-            <w:pPr>
-              <w:spacing w:after="0" w:line="240" w:lineRule="auto"/>
-            </w:pPr>
-            <w:r>
-              <w:rPr>
-                <w:b/>
-              </w:rPr>
-              <w:t>个别格子从不拍照</w:t>
-            </w:r>
-          </w:p>
-        </w:tc>
-        <w:tc>
-          <w:tcPr>
-            <w:tcW w:w="2880" w:type="dxa"/>
-          </w:tcPr>
-          <w:p>
-            <w:pPr>
-              <w:spacing w:after="0" w:line="240" w:lineRule="auto"/>
-            </w:pPr>
-            <w:r>
-              <w:t>这一格是"空窗口"（没分配检测点位）</w:t>
-            </w:r>
-          </w:p>
-        </w:tc>
-        <w:tc>
-          <w:tcPr>
-            <w:tcW w:w="2880" w:type="dxa"/>
-          </w:tcPr>
-          <w:p>
-            <w:pPr>
-              <w:spacing w:after="0" w:line="240" w:lineRule="auto"/>
-            </w:pPr>
-            <w:r>
-              <w:t>属正常现象，不用管</w:t>
-            </w:r>
-          </w:p>
-        </w:tc>
-      </w:tr>
-    </w:tbl>
-    <w:p>
-      <w:pPr>
-        <w:pStyle w:val="4"/>
-      </w:pPr>
-      <w:r>
-        <w:t>九、操作禁忌（红线，务必遵守）</w:t>
-      </w:r>
-    </w:p>
-    <w:p>
-      <w:r>
-        <w:t xml:space="preserve">1. </w:t>
-      </w:r>
-      <w:r>
-        <w:rPr>
-          <w:b/>
-        </w:rPr>
-        <w:t>不要点"系统设置"</w:t>
-      </w:r>
-      <w:r>
-        <w:t>——需要管理员密码，是维护人员改参数的，操作员不要进。</w:t>
-      </w:r>
-    </w:p>
-    <w:p>
-      <w:r>
-        <w:t xml:space="preserve">2. </w:t>
-      </w:r>
-      <w:r>
-        <w:rPr>
-          <w:b/>
-        </w:rPr>
-        <w:t>不要动电脑上其他窗口、不要关防火墙、不要拔网线</w:t>
-      </w:r>
-      <w:r>
-        <w:t>。</w:t>
-      </w:r>
-    </w:p>
-    <w:p>
-      <w:r>
-        <w:t xml:space="preserve">3. </w:t>
-      </w:r>
-      <w:r>
-        <w:rPr>
-          <w:b/>
-        </w:rPr>
-        <w:t>不要手动删/改图片文件夹里的文件</w:t>
-      </w:r>
-      <w:r>
-        <w:t>。</w:t>
-      </w:r>
-    </w:p>
-    <w:p>
-      <w:r>
-        <w:t>4. 出现弹窗或异常，</w:t>
-      </w:r>
-      <w:r>
-        <w:rPr>
-          <w:b/>
-        </w:rPr>
-        <w:t>先按提示处理，处理不了就叫工程师</w:t>
-      </w:r>
-      <w:r>
-        <w:t>；不要直接重启电脑（会丢当前工件数据）。</w:t>
-      </w:r>
-    </w:p>
-    <w:p>
-      <w:r>
-        <w:t xml:space="preserve">5. </w:t>
-      </w:r>
-      <w:r>
-        <w:rPr>
-          <w:b/>
-        </w:rPr>
-        <w:t>不要私自改动产品型号</w:t>
-      </w:r>
-      <w:r>
-        <w:t>，换型号要按组长安排来。</w:t>
-      </w:r>
-    </w:p>
-    <w:p>
-      <w:pPr>
-        <w:pStyle w:val="4"/>
-      </w:pPr>
-      <w:r>
-        <w:t>十、交班 / 下班</w:t>
-      </w:r>
-    </w:p>
-    <w:p>
-      <w:r>
-        <w:t>- 程序可以一直开着不用关。</w:t>
-      </w:r>
-    </w:p>
-    <w:p>
-      <w:r>
-        <w:t>- 要关机时正常点右上角关闭即可。</w:t>
-      </w:r>
-    </w:p>
-    <w:p>
-      <w:r>
-        <w:t>- 当天如果有扫码枪异常、相机异常等状况，</w:t>
-      </w:r>
-      <w:r>
-        <w:rPr>
-          <w:b/>
-        </w:rPr>
-        <w:t>口头或写在交接本上告诉下一班/工程师</w:t>
-      </w:r>
-      <w:r>
-        <w:t>，方便排查。</w:t>
-      </w:r>
-    </w:p>
-    <w:p>
-      <w:pPr>
-        <w:pStyle w:val="4"/>
-      </w:pPr>
-      <w:r>
-        <w:t>常见问题一句话速答</w:t>
-      </w:r>
-    </w:p>
-    <w:p>
-      <w:r>
-        <w:t xml:space="preserve">- </w:t>
-      </w:r>
-      <w:r>
-        <w:rPr>
-          <w:b/>
-        </w:rPr>
-        <w:t>问</w:t>
-      </w:r>
-      <w:r>
-        <w:t>：窗口怎么都是深灰色？</w:t>
-      </w:r>
-    </w:p>
-    <w:p>
-      <w:r>
-        <w:t xml:space="preserve">  </w:t>
-      </w:r>
-      <w:r>
-        <w:rPr>
-          <w:b/>
-        </w:rPr>
-        <w:t>答</w:t>
-      </w:r>
-      <w:r>
-        <w:t>：新工件开始，窗口刚清空，等相机拍完会自动出图。一直不出图就按第八节处理。</w:t>
-      </w:r>
-    </w:p>
-    <w:p>
-      <w:r>
-        <w:t xml:space="preserve">- </w:t>
-      </w:r>
-      <w:r>
-        <w:rPr>
-          <w:b/>
-        </w:rPr>
-        <w:t>问</w:t>
-      </w:r>
-      <w:r>
-        <w:t>：计数一直不动？</w:t>
-      </w:r>
-    </w:p>
-    <w:p>
-      <w:r>
-        <w:t xml:space="preserve">  </w:t>
-      </w:r>
-      <w:r>
-        <w:rPr>
-          <w:b/>
-        </w:rPr>
-        <w:t>答</w:t>
-      </w:r>
-      <w:r>
-        <w:t>：看状态栏是不是停在某一步；有弹窗就先处理弹窗；不行叫工程师。</w:t>
-      </w:r>
-    </w:p>
-    <w:p>
-      <w:r>
-        <w:t xml:space="preserve">- </w:t>
-      </w:r>
-      <w:r>
-        <w:rPr>
-          <w:b/>
-        </w:rPr>
-        <w:t>问</w:t>
-      </w:r>
-      <w:r>
-        <w:t>：型号选错了怎么办？</w:t>
-      </w:r>
-    </w:p>
-    <w:p>
-      <w:r>
-        <w:t xml:space="preserve">  </w:t>
-      </w:r>
-      <w:r>
-        <w:rPr>
-          <w:b/>
-        </w:rPr>
-        <w:t>答</w:t>
-      </w:r>
-      <w:r>
-        <w:t>：点左上角型号下拉，选回正确的型号，等状态栏"型号切换完成"即可，不用重启。</w:t>
-      </w:r>
-    </w:p>
-    <w:p>
-      <w:r>
-        <w:t xml:space="preserve">- </w:t>
-      </w:r>
-      <w:r>
-        <w:rPr>
-          <w:b/>
-        </w:rPr>
-        <w:t>问</w:t>
-      </w:r>
-      <w:r>
-        <w:t>：弹窗点掉后生产怎么还不动？</w:t>
-      </w:r>
-    </w:p>
-    <w:p>
-      <w:r>
-        <w:t xml:space="preserve">  </w:t>
-      </w:r>
-      <w:r>
-        <w:rPr>
-          <w:b/>
-        </w:rPr>
-        <w:t>答</w:t>
-      </w:r>
-      <w:r>
-        <w:t>：多半是这一件的条码还没补（见第五节第4条），点【人工补录】补上码就好了。</w:t>
-      </w:r>
-    </w:p>
-    <w:sectPr>
-      <w:pgSz w:w="12240" w:h="15840"/>
-      <w:pgMar w:top="1440" w:right="1800" w:bottom="1440" w:left="1800" w:header="720" w:footer="720" w:gutter="0"/>
-      <w:cols w:space="720" w:num="1"/>
-      <w:docGrid w:linePitch="360" w:charSpace="0"/>
-    </w:sectPr>
-  </w:body>
+<file path=word/document.xml>﻿<?xml version="1.0" encoding="UTF-8" standalone="yes"?>
+<w:document xmlns:wpc="http://schemas.microsoft.com/office/word/2010/wordprocessingCanvas" xmlns:cx="http://schemas.microsoft.com/office/drawing/2014/chartex" xmlns:cx1="http://schemas.microsoft.com/office/drawing/2015/9/8/chartex" xmlns:cx2="http://schemas.microsoft.com/office/drawing/2015/10/21/chartex" xmlns:cx3="http://schemas.microsoft.com/office/drawing/2016/5/9/chartex" xmlns:cx4="http://schemas.microsoft.com/office/drawing/2016/5/10/chartex" xmlns:cx5="http://schemas.microsoft.com/office/drawing/2016/5/11/chartex" xmlns:cx6="http://schemas.microsoft.com/office/drawing/2016/5/12/chartex" xmlns:cx7="http://schemas.microsoft.com/office/drawing/2016/5/13/chartex" xmlns:cx8="http://schemas.microsoft.com/office/drawing/2016/5/14/chartex" xmlns:mc="http://schemas.openxmlformats.org/markup-compatibility/2006" xmlns:o="urn:schemas-microsoft-com:office:office" xmlns:r="http://schemas.openxmlformats.org/officeDocument/2006/relationships" xmlns:m="http://schemas.openxmlformats.org/officeDocument/2006/math" xmlns:v="urn:schemas-microsoft-com:vml" xmlns:wp14="http://schemas.microsoft.com/office/word/2010/wordprocessingDrawing" xmlns:wp="http://schemas.openxmlformats.org/drawingml/2006/wordprocessingDrawing" xmlns:w="http://schemas.openxmlformats.org/wordprocessingml/2006/main" xmlns:w14="http://schemas.microsoft.com/office/word/2010/wordml" xmlns:w10="urn:schemas-microsoft-com:office:word" xmlns:w15="http://schemas.microsoft.com/office/word/2012/wordml" xmlns:wpg="http://schemas.microsoft.com/office/word/2010/wordprocessingGroup" xmlns:wpi="http://schemas.microsoft.com/office/word/2010/wordprocessingInk" xmlns:wne="http://schemas.microsoft.com/office/word/2006/wordml" xmlns:wps="http://schemas.microsoft.com/office/word/2010/wordprocessingShape" xmlns:wpsCustomData="http://www.wps.cn/officeDocument/2013/wpsCustomData" mc:Ignorable="w14 w15 wp14">
+  <w:body>
+    <w:p>
+      <w:pPr>
+        <w:pStyle w:val="3" />
+      </w:pPr>
+      <w:bookmarkStart w:id="0" w:name="_GoBack" />
+      <w:bookmarkEnd w:id="0" />
+      <w:r>
+        <w:t>上位机软件操作说明书</w:t>
+      </w:r>
+    </w:p>
+    <w:p>
+      <w:pPr>
+        <w:pStyle w:val="4" />
+      </w:pPr>
+      <w:r>
+        <w:t>一、开机与启动</w:t>
+      </w:r>
+    </w:p>
+    <w:p>
+      <w:r>
+        <w:t>1. 打开电脑，等 Windows 启动完。</w:t>
+      </w:r>
+    </w:p>
+    <w:p>
+      <w:r>
+        <w:t xml:space="preserve">2. 双击桌面上的 </w:t>
+      </w:r>
+      <w:r>
+        <w:rPr>
+          <w:b />
+        </w:rPr>
+        <w:t>CommandCenter</w:t>
+      </w:r>
+      <w:r>
+        <w:t>（上位机检测程序）图标。</w:t>
+      </w:r>
+    </w:p>
+    <w:p>
+      <w:r>
+        <w:t>3. 等 2~3 秒，</w:t>
+      </w:r>
+      <w:r>
+        <w:rPr>
+          <w:b />
+        </w:rPr>
+        <w:t>主界面自动铺满屏幕</w:t>
+      </w:r>
+      <w:r>
+        <w:t>，出现一排排的检测窗口就说明启动成功。</w:t>
+      </w:r>
+    </w:p>
+    <w:p>
+      <w:r>
+        <w:t>4. 正常生产</w:t>
+      </w:r>
+      <w:r>
+        <w:rPr>
+          <w:b />
+        </w:rPr>
+        <w:t>不需要登录</w:t>
+      </w:r>
+      <w:r>
+        <w:t>。只有维护人员改参数时，点右上角"系统设置"才需要输入管理员账号。</w:t>
+      </w:r>
+    </w:p>
+    <w:p>
+      <w:r>
+        <w:t>启动失败怎么办：看看电脑右下角有没有报错；确认 `Config` 文件夹没被动过。还是起不来就叫工程师，</w:t>
+      </w:r>
+      <w:r>
+        <w:rPr>
+          <w:b />
+        </w:rPr>
+        <w:t>不要自己删文件</w:t>
+      </w:r>
+      <w:r>
+        <w:t>。</w:t>
+      </w:r>
+    </w:p>
+    <w:p>
+      <w:pPr>
+        <w:pStyle w:val="4" />
+      </w:pPr>
+      <w:r>
+        <w:t>二、认识主界面</w:t>
+      </w:r>
+    </w:p>
+    <w:p>
+      <w:pPr>
+        <w:spacing w:after="0" />
+      </w:pPr>
+      <w:r>
+        <w:rPr>
+          <w:rFonts w:ascii="Consolas" w:hAnsi="Consolas" w:eastAsia="Consolas" />
+        </w:rPr>
+        <w:t>┌──────────────────────────────────────────────────────────────────┐</w:t>
+      </w:r>
+    </w:p>
+    <w:p>
+      <w:pPr>
+        <w:spacing w:after="0" />
+      </w:pPr>
+      <w:r>
+        <w:rPr>
+          <w:rFonts w:ascii="Consolas" w:hAnsi="Consolas" w:eastAsia="Consolas" />
+        </w:rPr>
+        <w:t>│ 产品型号:[U171 ▾]  序列号:[SN12345][人工补录] 总数:0 OK:0 NG:0 [系统设置][English] ●PLC ●扫码枪 ●相机1 ●相机2</w:t>
+      </w:r>
+      <w:r>
+        <w:rPr>
+          <w:rFonts w:hint="eastAsia" w:ascii="Consolas" w:hAnsi="Consolas" w:eastAsia="宋体" />
+          <w:lang w:val="en-US" w:eastAsia="zh-CN" />
+        </w:rPr>
+        <w:t xml:space="preserve">                             </w:t>
+      </w:r>
+      <w:r>
+        <w:rPr>
+          <w:rFonts w:ascii="Consolas" w:hAnsi="Consolas" w:eastAsia="Consolas" />
+        </w:rPr>
+        <w:t>│</w:t>
+      </w:r>
+    </w:p>
+    <w:p>
+      <w:pPr>
+        <w:spacing w:after="0" />
+      </w:pPr>
+      <w:r>
+        <w:rPr>
+          <w:rFonts w:ascii="Consolas" w:hAnsi="Consolas" w:eastAsia="Consolas" />
+        </w:rPr>
+        <w:t>├──────────────────────────────────────────────────────────────────┤</w:t>
+      </w:r>
+    </w:p>
+    <w:p>
+      <w:pPr>
+        <w:spacing w:after="0" />
+      </w:pPr>
+      <w:r>
+        <w:rPr>
+          <w:rFonts w:ascii="Consolas" w:hAnsi="Consolas" w:eastAsia="Consolas" />
+        </w:rPr>
+        <w:t>│  ┌──────┐ ┌──────┐ ┌──────┐ ┌──────┐ ┌──────┐                    │</w:t>
+      </w:r>
+    </w:p>
+    <w:p>
+      <w:pPr>
+        <w:spacing w:after="0" />
+      </w:pPr>
+      <w:r>
+        <w:rPr>
+          <w:rFonts w:ascii="Consolas" w:hAnsi="Consolas" w:eastAsia="Consolas" />
+        </w:rPr>
+        <w:t>│  │  W1  │ │  W2  │ │  W3  │ │  W4  │ │  W5  │   ← 检测窗口矩阵    │</w:t>
+      </w:r>
+    </w:p>
+    <w:p>
+      <w:pPr>
+        <w:spacing w:after="0" />
+      </w:pPr>
+      <w:r>
+        <w:rPr>
+          <w:rFonts w:ascii="Consolas" w:hAnsi="Consolas" w:eastAsia="Consolas" />
+        </w:rPr>
+        <w:t>│  │ 图 片│ │ 图 片 │ │ 图 片│ │ 图 片│ │ 图 片 │     一格=一个检测点 │</w:t>
+      </w:r>
+    </w:p>
+    <w:p>
+      <w:pPr>
+        <w:spacing w:after="0" />
+      </w:pPr>
+      <w:r>
+        <w:rPr>
+          <w:rFonts w:ascii="Consolas" w:hAnsi="Consolas" w:eastAsia="Consolas" />
+        </w:rPr>
+        <w:t>│  └──────┘ └──────┘ └──────┘ └──────┘ └──────┘                    │</w:t>
+      </w:r>
+    </w:p>
+    <w:p>
+      <w:pPr>
+        <w:spacing w:after="0" />
+      </w:pPr>
+      <w:r>
+        <w:rPr>
+          <w:rFonts w:ascii="Consolas" w:hAnsi="Consolas" w:eastAsia="Consolas" />
+        </w:rPr>
+        <w:t>├──────────────────────────────────────────────────────────────────┤</w:t>
+      </w:r>
+    </w:p>
+    <w:p>
+      <w:pPr>
+        <w:spacing w:after="0" />
+      </w:pPr>
+      <w:r>
+        <w:rPr>
+          <w:rFonts w:ascii="Consolas" w:hAnsi="Consolas" w:eastAsia="Consolas" />
+        </w:rPr>
+        <w:t>│ 状态: 等待检测…                                                   │</w:t>
+      </w:r>
+    </w:p>
+    <w:p>
+      <w:pPr>
+        <w:spacing w:after="0" />
+      </w:pPr>
+      <w:r>
+        <w:rPr>
+          <w:rFonts w:ascii="Consolas" w:hAnsi="Consolas" w:eastAsia="Consolas" />
+        </w:rPr>
+        <w:t>└──────────────────────────────────────────────────────────────────┘</w:t>
+      </w:r>
+    </w:p>
+    <w:p>
+      <w:r>
+        <w:t>逐个说明：</w:t>
+      </w:r>
+    </w:p>
+    <w:tbl>
+      <w:tblPr>
+        <w:tblStyle w:val="33" />
+        <w:tblW w:w="0" w:type="auto" />
+        <w:tblInd w:w="0" w:type="dxa" />
+        <w:tblBorders>
+          <w:top w:val="single" w:color="auto" w:sz="4" w:space="0" />
+          <w:left w:val="single" w:color="auto" w:sz="4" w:space="0" />
+          <w:bottom w:val="single" w:color="auto" w:sz="4" w:space="0" />
+          <w:right w:val="single" w:color="auto" w:sz="4" w:space="0" />
+          <w:insideH w:val="single" w:color="auto" w:sz="4" w:space="0" />
+          <w:insideV w:val="single" w:color="auto" w:sz="4" w:space="0" />
+        </w:tblBorders>
+        <w:tblLayout w:type="autofit" />
+        <w:tblCellMar>
+          <w:top w:w="0" w:type="dxa" />
+          <w:left w:w="108" w:type="dxa" />
+          <w:bottom w:w="0" w:type="dxa" />
+          <w:right w:w="108" w:type="dxa" />
+        </w:tblCellMar>
+      </w:tblPr>
+      <w:tblGrid>
+        <w:gridCol w:w="2880" />
+        <w:gridCol w:w="2880" />
+        <w:gridCol w:w="2880" />
+      </w:tblGrid>
+      <w:tr>
+        <w:tblPrEx>
+          <w:tblBorders>
+            <w:top w:val="single" w:color="auto" w:sz="4" w:space="0" />
+            <w:left w:val="single" w:color="auto" w:sz="4" w:space="0" />
+            <w:bottom w:val="single" w:color="auto" w:sz="4" w:space="0" />
+            <w:right w:val="single" w:color="auto" w:sz="4" w:space="0" />
+            <w:insideH w:val="single" w:color="auto" w:sz="4" w:space="0" />
+            <w:insideV w:val="single" w:color="auto" w:sz="4" w:space="0" />
+          </w:tblBorders>
+          <w:tblCellMar>
+            <w:top w:w="0" w:type="dxa" />
+            <w:left w:w="108" w:type="dxa" />
+            <w:bottom w:w="0" w:type="dxa" />
+            <w:right w:w="108" w:type="dxa" />
+          </w:tblCellMar>
+        </w:tblPrEx>
+        <w:tc>
+          <w:tcPr>
+            <w:tcW w:w="2880" w:type="dxa" />
+          </w:tcPr>
+          <w:p>
+            <w:pPr>
+              <w:spacing w:after="0" w:line="240" w:lineRule="auto" />
+            </w:pPr>
+            <w:r>
+              <w:rPr>
+                <w:b />
+              </w:rPr>
+              <w:t>位置</w:t>
+            </w:r>
+          </w:p>
+        </w:tc>
+        <w:tc>
+          <w:tcPr>
+            <w:tcW w:w="2880" w:type="dxa" />
+          </w:tcPr>
+          <w:p>
+            <w:pPr>
+              <w:spacing w:after="0" w:line="240" w:lineRule="auto" />
+            </w:pPr>
+            <w:r>
+              <w:rPr>
+                <w:b />
+              </w:rPr>
+              <w:t>名称</w:t>
+            </w:r>
+          </w:p>
+        </w:tc>
+        <w:tc>
+          <w:tcPr>
+            <w:tcW w:w="2880" w:type="dxa" />
+          </w:tcPr>
+          <w:p>
+            <w:pPr>
+              <w:spacing w:after="0" w:line="240" w:lineRule="auto" />
+            </w:pPr>
+            <w:r>
+              <w:rPr>
+                <w:b />
+              </w:rPr>
+              <w:t>是什么 / 怎么看</w:t>
+            </w:r>
+          </w:p>
+        </w:tc>
+      </w:tr>
+      <w:tr>
+        <w:tblPrEx>
+          <w:tblBorders>
+            <w:top w:val="single" w:color="auto" w:sz="4" w:space="0" />
+            <w:left w:val="single" w:color="auto" w:sz="4" w:space="0" />
+            <w:bottom w:val="single" w:color="auto" w:sz="4" w:space="0" />
+            <w:right w:val="single" w:color="auto" w:sz="4" w:space="0" />
+            <w:insideH w:val="single" w:color="auto" w:sz="4" w:space="0" />
+            <w:insideV w:val="single" w:color="auto" w:sz="4" w:space="0" />
+          </w:tblBorders>
+          <w:tblCellMar>
+            <w:top w:w="0" w:type="dxa" />
+            <w:left w:w="108" w:type="dxa" />
+            <w:bottom w:w="0" w:type="dxa" />
+            <w:right w:w="108" w:type="dxa" />
+          </w:tblCellMar>
+        </w:tblPrEx>
+        <w:tc>
+          <w:tcPr>
+            <w:tcW w:w="2880" w:type="dxa" />
+          </w:tcPr>
+          <w:p>
+            <w:pPr>
+              <w:spacing w:after="0" w:line="240" w:lineRule="auto" />
+            </w:pPr>
+            <w:r>
+              <w:t>左上</w:t>
+            </w:r>
+          </w:p>
+        </w:tc>
+        <w:tc>
+          <w:tcPr>
+            <w:tcW w:w="2880" w:type="dxa" />
+          </w:tcPr>
+          <w:p>
+            <w:pPr>
+              <w:spacing w:after="0" w:line="240" w:lineRule="auto" />
+            </w:pPr>
+            <w:r>
+              <w:rPr>
+                <w:b />
+              </w:rPr>
+              <w:t>产品型号</w:t>
+            </w:r>
+          </w:p>
+        </w:tc>
+        <w:tc>
+          <w:tcPr>
+            <w:tcW w:w="2880" w:type="dxa" />
+          </w:tcPr>
+          <w:p>
+            <w:pPr>
+              <w:spacing w:after="0" w:line="240" w:lineRule="auto" />
+            </w:pPr>
+            <w:r>
+              <w:t>当前正在做的产品型号。点下拉可以直接切换，切换后相机自动换对应程序，</w:t>
+            </w:r>
+            <w:r>
+              <w:rPr>
+                <w:b />
+              </w:rPr>
+              <w:t>设备不用重启</w:t>
+            </w:r>
+          </w:p>
+        </w:tc>
+      </w:tr>
+      <w:tr>
+        <w:tblPrEx>
+          <w:tblBorders>
+            <w:top w:val="single" w:color="auto" w:sz="4" w:space="0" />
+            <w:left w:val="single" w:color="auto" w:sz="4" w:space="0" />
+            <w:bottom w:val="single" w:color="auto" w:sz="4" w:space="0" />
+            <w:right w:val="single" w:color="auto" w:sz="4" w:space="0" />
+            <w:insideH w:val="single" w:color="auto" w:sz="4" w:space="0" />
+            <w:insideV w:val="single" w:color="auto" w:sz="4" w:space="0" />
+          </w:tblBorders>
+          <w:tblCellMar>
+            <w:top w:w="0" w:type="dxa" />
+            <w:left w:w="108" w:type="dxa" />
+            <w:bottom w:w="0" w:type="dxa" />
+            <w:right w:w="108" w:type="dxa" />
+          </w:tblCellMar>
+        </w:tblPrEx>
+        <w:tc>
+          <w:tcPr>
+            <w:tcW w:w="2880" w:type="dxa" />
+          </w:tcPr>
+          <w:p>
+            <w:pPr>
+              <w:spacing w:after="0" w:line="240" w:lineRule="auto" />
+            </w:pPr>
+            <w:r>
+              <w:t>中间</w:t>
+            </w:r>
+          </w:p>
+        </w:tc>
+        <w:tc>
+          <w:tcPr>
+            <w:tcW w:w="2880" w:type="dxa" />
+          </w:tcPr>
+          <w:p>
+            <w:pPr>
+              <w:spacing w:after="0" w:line="240" w:lineRule="auto" />
+            </w:pPr>
+            <w:r>
+              <w:rPr>
+                <w:b />
+              </w:rPr>
+              <w:t>序列号</w:t>
+            </w:r>
+          </w:p>
+        </w:tc>
+        <w:tc>
+          <w:tcPr>
+            <w:tcW w:w="2880" w:type="dxa" />
+          </w:tcPr>
+          <w:p>
+            <w:pPr>
+              <w:spacing w:after="0" w:line="240" w:lineRule="auto" />
+            </w:pPr>
+            <w:r>
+              <w:t>当前这一件产品的条码。扫码枪扫到会自动填进来（只读显示）</w:t>
+            </w:r>
+          </w:p>
+        </w:tc>
+      </w:tr>
+      <w:tr>
+        <w:tblPrEx>
+          <w:tblBorders>
+            <w:top w:val="single" w:color="auto" w:sz="4" w:space="0" />
+            <w:left w:val="single" w:color="auto" w:sz="4" w:space="0" />
+            <w:bottom w:val="single" w:color="auto" w:sz="4" w:space="0" />
+            <w:right w:val="single" w:color="auto" w:sz="4" w:space="0" />
+            <w:insideH w:val="single" w:color="auto" w:sz="4" w:space="0" />
+            <w:insideV w:val="single" w:color="auto" w:sz="4" w:space="0" />
+          </w:tblBorders>
+          <w:tblCellMar>
+            <w:top w:w="0" w:type="dxa" />
+            <w:left w:w="108" w:type="dxa" />
+            <w:bottom w:w="0" w:type="dxa" />
+            <w:right w:w="108" w:type="dxa" />
+          </w:tblCellMar>
+        </w:tblPrEx>
+        <w:tc>
+          <w:tcPr>
+            <w:tcW w:w="2880" w:type="dxa" />
+          </w:tcPr>
+          <w:p>
+            <w:pPr>
+              <w:spacing w:after="0" w:line="240" w:lineRule="auto" />
+            </w:pPr>
+            <w:r>
+              <w:t>按钮</w:t>
+            </w:r>
+          </w:p>
+        </w:tc>
+        <w:tc>
+          <w:tcPr>
+            <w:tcW w:w="2880" w:type="dxa" />
+          </w:tcPr>
+          <w:p>
+            <w:pPr>
+              <w:spacing w:after="0" w:line="240" w:lineRule="auto" />
+            </w:pPr>
+            <w:r>
+              <w:rPr>
+                <w:b />
+              </w:rPr>
+              <w:t>【人工补录】</w:t>
+            </w:r>
+          </w:p>
+        </w:tc>
+        <w:tc>
+          <w:tcPr>
+            <w:tcW w:w="2880" w:type="dxa" />
+          </w:tcPr>
+          <w:p>
+            <w:pPr>
+              <w:spacing w:after="0" w:line="240" w:lineRule="auto" />
+            </w:pPr>
+            <w:r>
+              <w:t>扫码枪没扫到码时，手动输入/修改条码用</w:t>
+            </w:r>
+          </w:p>
+        </w:tc>
+      </w:tr>
+      <w:tr>
+        <w:tblPrEx>
+          <w:tblBorders>
+            <w:top w:val="single" w:color="auto" w:sz="4" w:space="0" />
+            <w:left w:val="single" w:color="auto" w:sz="4" w:space="0" />
+            <w:bottom w:val="single" w:color="auto" w:sz="4" w:space="0" />
+            <w:right w:val="single" w:color="auto" w:sz="4" w:space="0" />
+            <w:insideH w:val="single" w:color="auto" w:sz="4" w:space="0" />
+            <w:insideV w:val="single" w:color="auto" w:sz="4" w:space="0" />
+          </w:tblBorders>
+          <w:tblCellMar>
+            <w:top w:w="0" w:type="dxa" />
+            <w:left w:w="108" w:type="dxa" />
+            <w:bottom w:w="0" w:type="dxa" />
+            <w:right w:w="108" w:type="dxa" />
+          </w:tblCellMar>
+        </w:tblPrEx>
+        <w:tc>
+          <w:tcPr>
+            <w:tcW w:w="2880" w:type="dxa" />
+          </w:tcPr>
+          <w:p>
+            <w:pPr>
+              <w:spacing w:after="0" w:line="240" w:lineRule="auto" />
+            </w:pPr>
+            <w:r>
+              <w:t>标题栏</w:t>
+            </w:r>
+          </w:p>
+        </w:tc>
+        <w:tc>
+          <w:tcPr>
+            <w:tcW w:w="2880" w:type="dxa" />
+          </w:tcPr>
+          <w:p>
+            <w:pPr>
+              <w:spacing w:after="0" w:line="240" w:lineRule="auto" />
+            </w:pPr>
+            <w:r>
+              <w:rPr>
+                <w:b />
+              </w:rPr>
+              <w:t>总数 / OK / NG</w:t>
+            </w:r>
+          </w:p>
+        </w:tc>
+        <w:tc>
+          <w:tcPr>
+            <w:tcW w:w="2880" w:type="dxa" />
+          </w:tcPr>
+          <w:p>
+            <w:pPr>
+              <w:spacing w:after="0" w:line="240" w:lineRule="auto" />
+            </w:pPr>
+            <w:r>
+              <w:rPr>
+                <w:b />
+              </w:rPr>
+              <w:t>当前这一个工件</w:t>
+            </w:r>
+            <w:r>
+              <w:t>的检测点数：OK=绿色、NG=红色。每来一件新产品会自动清零重数</w:t>
+            </w:r>
+          </w:p>
+        </w:tc>
+      </w:tr>
+      <w:tr>
+        <w:tblPrEx>
+          <w:tblBorders>
+            <w:top w:val="single" w:color="auto" w:sz="4" w:space="0" />
+            <w:left w:val="single" w:color="auto" w:sz="4" w:space="0" />
+            <w:bottom w:val="single" w:color="auto" w:sz="4" w:space="0" />
+            <w:right w:val="single" w:color="auto" w:sz="4" w:space="0" />
+            <w:insideH w:val="single" w:color="auto" w:sz="4" w:space="0" />
+            <w:insideV w:val="single" w:color="auto" w:sz="4" w:space="0" />
+          </w:tblBorders>
+          <w:tblCellMar>
+            <w:top w:w="0" w:type="dxa" />
+            <w:left w:w="108" w:type="dxa" />
+            <w:bottom w:w="0" w:type="dxa" />
+            <w:right w:w="108" w:type="dxa" />
+          </w:tblCellMar>
+        </w:tblPrEx>
+        <w:tc>
+          <w:tcPr>
+            <w:tcW w:w="2880" w:type="dxa" />
+          </w:tcPr>
+          <w:p>
+            <w:pPr>
+              <w:spacing w:after="0" w:line="240" w:lineRule="auto" />
+            </w:pPr>
+            <w:r>
+              <w:t>右上角</w:t>
+            </w:r>
+          </w:p>
+        </w:tc>
+        <w:tc>
+          <w:tcPr>
+            <w:tcW w:w="2880" w:type="dxa" />
+          </w:tcPr>
+          <w:p>
+            <w:pPr>
+              <w:spacing w:after="0" w:line="240" w:lineRule="auto" />
+            </w:pPr>
+            <w:r>
+              <w:rPr>
+                <w:b />
+              </w:rPr>
+              <w:t>● 圆点灯</w:t>
+            </w:r>
+          </w:p>
+        </w:tc>
+        <w:tc>
+          <w:tcPr>
+            <w:tcW w:w="2880" w:type="dxa" />
+          </w:tcPr>
+          <w:p>
+            <w:pPr>
+              <w:spacing w:after="0" w:line="240" w:lineRule="auto" />
+            </w:pPr>
+            <w:r>
+              <w:t>四个灯：PLC、扫码枪、相机1、相机2。</w:t>
+            </w:r>
+            <w:r>
+              <w:rPr>
+                <w:b />
+              </w:rPr>
+              <w:t>绿=正常，红=有问题</w:t>
+            </w:r>
+            <w:r>
+              <w:t>（PLC 黄色=在等主站，属正常）</w:t>
+            </w:r>
+          </w:p>
+        </w:tc>
+      </w:tr>
+      <w:tr>
+        <w:tblPrEx>
+          <w:tblBorders>
+            <w:top w:val="single" w:color="auto" w:sz="4" w:space="0" />
+            <w:left w:val="single" w:color="auto" w:sz="4" w:space="0" />
+            <w:bottom w:val="single" w:color="auto" w:sz="4" w:space="0" />
+            <w:right w:val="single" w:color="auto" w:sz="4" w:space="0" />
+            <w:insideH w:val="single" w:color="auto" w:sz="4" w:space="0" />
+            <w:insideV w:val="single" w:color="auto" w:sz="4" w:space="0" />
+          </w:tblBorders>
+          <w:tblCellMar>
+            <w:top w:w="0" w:type="dxa" />
+            <w:left w:w="108" w:type="dxa" />
+            <w:bottom w:w="0" w:type="dxa" />
+            <w:right w:w="108" w:type="dxa" />
+          </w:tblCellMar>
+        </w:tblPrEx>
+        <w:tc>
+          <w:tcPr>
+            <w:tcW w:w="2880" w:type="dxa" />
+          </w:tcPr>
+          <w:p>
+            <w:pPr>
+              <w:spacing w:after="0" w:line="240" w:lineRule="auto" />
+            </w:pPr>
+            <w:r>
+              <w:t>右上角</w:t>
+            </w:r>
+          </w:p>
+        </w:tc>
+        <w:tc>
+          <w:tcPr>
+            <w:tcW w:w="2880" w:type="dxa" />
+          </w:tcPr>
+          <w:p>
+            <w:pPr>
+              <w:spacing w:after="0" w:line="240" w:lineRule="auto" />
+            </w:pPr>
+            <w:r>
+              <w:rPr>
+                <w:b />
+              </w:rPr>
+              <w:t>语言切换</w:t>
+            </w:r>
+          </w:p>
+        </w:tc>
+        <w:tc>
+          <w:tcPr>
+            <w:tcW w:w="2880" w:type="dxa" />
+          </w:tcPr>
+          <w:p>
+            <w:pPr>
+              <w:spacing w:after="0" w:line="240" w:lineRule="auto" />
+            </w:pPr>
+            <w:r>
+              <w:t xml:space="preserve">标题栏最右侧的 </w:t>
+            </w:r>
+            <w:r>
+              <w:rPr>
+                <w:b />
+              </w:rPr>
+              <w:t>English/中文</w:t>
+            </w:r>
+            <w:r>
+              <w:t xml:space="preserve"> 按钮（中文界面显示 English、英文界面显示 中文）。点击立即在中/英文界面之间切换，并自动保存，重启仍保持</w:t>
+            </w:r>
+          </w:p>
+        </w:tc>
+      </w:tr>
+      <w:tr>
+        <w:tblPrEx>
+          <w:tblBorders>
+            <w:top w:val="single" w:color="auto" w:sz="4" w:space="0" />
+            <w:left w:val="single" w:color="auto" w:sz="4" w:space="0" />
+            <w:bottom w:val="single" w:color="auto" w:sz="4" w:space="0" />
+            <w:right w:val="single" w:color="auto" w:sz="4" w:space="0" />
+            <w:insideH w:val="single" w:color="auto" w:sz="4" w:space="0" />
+            <w:insideV w:val="single" w:color="auto" w:sz="4" w:space="0" />
+          </w:tblBorders>
+          <w:tblCellMar>
+            <w:top w:w="0" w:type="dxa" />
+            <w:left w:w="108" w:type="dxa" />
+            <w:bottom w:w="0" w:type="dxa" />
+            <w:right w:w="108" w:type="dxa" />
+          </w:tblCellMar>
+        </w:tblPrEx>
+        <w:tc>
+          <w:tcPr>
+            <w:tcW w:w="2880" w:type="dxa" />
+          </w:tcPr>
+          <w:p>
+            <w:pPr>
+              <w:spacing w:after="0" w:line="240" w:lineRule="auto" />
+            </w:pPr>
+            <w:r>
+              <w:t>中间</w:t>
+            </w:r>
+          </w:p>
+        </w:tc>
+        <w:tc>
+          <w:tcPr>
+            <w:tcW w:w="2880" w:type="dxa" />
+          </w:tcPr>
+          <w:p>
+            <w:pPr>
+              <w:spacing w:after="0" w:line="240" w:lineRule="auto" />
+            </w:pPr>
+            <w:r>
+              <w:rPr>
+                <w:b />
+              </w:rPr>
+              <w:t>窗口矩阵</w:t>
+            </w:r>
+          </w:p>
+        </w:tc>
+        <w:tc>
+          <w:tcPr>
+            <w:tcW w:w="2880" w:type="dxa" />
+          </w:tcPr>
+          <w:p>
+            <w:pPr>
+              <w:spacing w:after="0" w:line="240" w:lineRule="auto" />
+            </w:pPr>
+            <w:r>
+              <w:t>每一格是一个检测点位的相机画面。拍完自动刷新最新图片；格子右下角</w:t>
+            </w:r>
+            <w:r>
+              <w:rPr>
+                <w:b />
+              </w:rPr>
+              <w:t>绿色框=这个点OK、红色框=NG</w:t>
+            </w:r>
+          </w:p>
+        </w:tc>
+      </w:tr>
+      <w:tr>
+        <w:tblPrEx>
+          <w:tblBorders>
+            <w:top w:val="single" w:color="auto" w:sz="4" w:space="0" />
+            <w:left w:val="single" w:color="auto" w:sz="4" w:space="0" />
+            <w:bottom w:val="single" w:color="auto" w:sz="4" w:space="0" />
+            <w:right w:val="single" w:color="auto" w:sz="4" w:space="0" />
+            <w:insideH w:val="single" w:color="auto" w:sz="4" w:space="0" />
+            <w:insideV w:val="single" w:color="auto" w:sz="4" w:space="0" />
+          </w:tblBorders>
+          <w:tblCellMar>
+            <w:top w:w="0" w:type="dxa" />
+            <w:left w:w="108" w:type="dxa" />
+            <w:bottom w:w="0" w:type="dxa" />
+            <w:right w:w="108" w:type="dxa" />
+          </w:tblCellMar>
+        </w:tblPrEx>
+        <w:tc>
+          <w:tcPr>
+            <w:tcW w:w="2880" w:type="dxa" />
+          </w:tcPr>
+          <w:p>
+            <w:pPr>
+              <w:spacing w:after="0" w:line="240" w:lineRule="auto" />
+            </w:pPr>
+            <w:r>
+              <w:t>底部</w:t>
+            </w:r>
+          </w:p>
+        </w:tc>
+        <w:tc>
+          <w:tcPr>
+            <w:tcW w:w="2880" w:type="dxa" />
+          </w:tcPr>
+          <w:p>
+            <w:pPr>
+              <w:spacing w:after="0" w:line="240" w:lineRule="auto" />
+            </w:pPr>
+            <w:r>
+              <w:rPr>
+                <w:b />
+              </w:rPr>
+              <w:t>状态栏</w:t>
+            </w:r>
+          </w:p>
+        </w:tc>
+        <w:tc>
+          <w:tcPr>
+            <w:tcW w:w="2880" w:type="dxa" />
+          </w:tcPr>
+          <w:p>
+            <w:pPr>
+              <w:spacing w:after="0" w:line="240" w:lineRule="auto" />
+            </w:pPr>
+            <w:r>
+              <w:t>现在系统在干什么：等扫码、拍照中、切型号等</w:t>
+            </w:r>
+          </w:p>
+        </w:tc>
+      </w:tr>
+    </w:tbl>
+    <w:p>
+      <w:r>
+        <w:rPr>
+          <w:b />
+        </w:rPr>
+        <w:t>提醒</w:t>
+      </w:r>
+      <w:r>
+        <w:t>：每次新工件到位，所有窗口会先清空变深灰色、计数归零，这是正常现象，说明这一件从头开始检测了。</w:t>
+      </w:r>
+    </w:p>
+    <w:p>
+      <w:pPr>
+        <w:pStyle w:val="4" />
+      </w:pPr>
+      <w:r>
+        <w:t>三、每天的标准流程</w:t>
+      </w:r>
+    </w:p>
+    <w:p>
+      <w:r>
+        <w:t>1. 开机启动程序。</w:t>
+      </w:r>
+    </w:p>
+    <w:p>
+      <w:r>
+        <w:t>2. 确认右上角四个圆点灯：</w:t>
+      </w:r>
+      <w:r>
+        <w:rPr>
+          <w:b />
+        </w:rPr>
+        <w:t>PLC、扫码枪、相机1、相机2 都要绿</w:t>
+      </w:r>
+      <w:r>
+        <w:t>（黄色 PLC 可以等）。有红的先别开工，看第八节。</w:t>
+      </w:r>
+    </w:p>
+    <w:p>
+      <w:r>
+        <w:t>3. 确认左上角</w:t>
+      </w:r>
+      <w:r>
+        <w:rPr>
+          <w:b />
+        </w:rPr>
+        <w:t>产品型号</w:t>
+      </w:r>
+      <w:r>
+        <w:t>是今天要做的型号，不对就点下拉切换，等状态栏显示"型号切换完成"。</w:t>
+      </w:r>
+    </w:p>
+    <w:p>
+      <w:r>
+        <w:t>4. 放工件 → 扫码枪自动读条码 → 相机自动拍照 → 窗口逐格出图 → 每个点自动判定 OK/NG。</w:t>
+      </w:r>
+    </w:p>
+    <w:p>
+      <w:r>
+        <w:t>5. 正常生产时</w:t>
+      </w:r>
+      <w:r>
+        <w:rPr>
+          <w:b />
+        </w:rPr>
+        <w:t>不用操作</w:t>
+      </w:r>
+      <w:r>
+        <w:t>，看着窗口画面和计数即可。</w:t>
+      </w:r>
+    </w:p>
+    <w:p>
+      <w:pPr>
+        <w:pStyle w:val="4" />
+      </w:pPr>
+      <w:r>
+        <w:t>四、序列号（SN）——很重要</w:t>
+      </w:r>
+    </w:p>
+    <w:p>
+      <w:r>
+        <w:t xml:space="preserve">- </w:t>
+      </w:r>
+      <w:r>
+        <w:rPr>
+          <w:b />
+        </w:rPr>
+        <w:t>正常</w:t>
+      </w:r>
+      <w:r>
+        <w:t>：扫码枪扫到条码，会自动显示在"序列号:"后面，不用管。</w:t>
+      </w:r>
+    </w:p>
+    <w:p>
+      <w:r>
+        <w:t xml:space="preserve">- </w:t>
+      </w:r>
+      <w:r>
+        <w:rPr>
+          <w:b />
+        </w:rPr>
+        <w:t>扫码枪没扫到、或扫错了</w:t>
+      </w:r>
+      <w:r>
+        <w:t>：点旁边的</w:t>
+      </w:r>
+      <w:r>
+        <w:rPr>
+          <w:b />
+        </w:rPr>
+        <w:t>【人工补录】</w:t>
+      </w:r>
+      <w:r>
+        <w:t xml:space="preserve">按钮 → 弹出输入框 → 输入或修改条码 → </w:t>
+      </w:r>
+      <w:r>
+        <w:rPr>
+          <w:b />
+        </w:rPr>
+        <w:t>按回车确定</w:t>
+      </w:r>
+      <w:r>
+        <w:t>（按 Esc 取消）。</w:t>
+      </w:r>
+    </w:p>
+    <w:p>
+      <w:r>
+        <w:t>- 输入时注意：</w:t>
+      </w:r>
+      <w:r>
+        <w:rPr>
+          <w:b />
+        </w:rPr>
+        <w:t>不能填空</w:t>
+      </w:r>
+      <w:r>
+        <w:t>确定；真不要这个码就点取消。</w:t>
+      </w:r>
+    </w:p>
+    <w:p>
+      <w:r>
+        <w:t>⚠️ 序列号决定照片归档到哪个文件夹（`日期/条码号/...`），</w:t>
+      </w:r>
+      <w:r>
+        <w:rPr>
+          <w:b />
+        </w:rPr>
+        <w:t>条码不对，照片就存错地方</w:t>
+      </w:r>
+      <w:r>
+        <w:t>。每次换工件留意一下序列号是否跟工件一致。</w:t>
+      </w:r>
+    </w:p>
+    <w:p>
+      <w:pPr>
+        <w:pStyle w:val="4" />
+      </w:pPr>
+      <w:r>
+        <w:t>五、扫码枪出问题（重点看这条）</w:t>
+      </w:r>
+    </w:p>
+    <w:p>
+      <w:pPr>
+        <w:pStyle w:val="5" />
+      </w:pPr>
+      <w:r>
+        <w:t>现象</w:t>
+      </w:r>
+    </w:p>
+    <w:p>
+      <w:r>
+        <w:t>屏幕上弹出提醒：</w:t>
+      </w:r>
+      <w:r>
+        <w:rPr>
+          <w:b />
+        </w:rPr>
+        <w:t>"扫码枪异常，请检查扫码枪或进行人工补录"</w:t>
+      </w:r>
+      <w:r>
+        <w:t>。</w:t>
+      </w:r>
+    </w:p>
+    <w:p>
+      <w:pPr>
+        <w:pStyle w:val="5" />
+      </w:pPr>
+      <w:r>
+        <w:t>原因</w:t>
+      </w:r>
+    </w:p>
+    <w:p>
+      <w:r>
+        <w:t>扫码枪这一下没读到码（条码脏/距离远/枪的线松了/枪坏了）。</w:t>
+      </w:r>
+    </w:p>
+    <w:p>
+      <w:pPr>
+        <w:pStyle w:val="5" />
+      </w:pPr>
+      <w:r>
+        <w:t>怎么办（按顺序）</w:t>
+      </w:r>
+    </w:p>
+    <w:p>
+      <w:r>
+        <w:t xml:space="preserve">1. </w:t>
+      </w:r>
+      <w:r>
+        <w:rPr>
+          <w:b />
+        </w:rPr>
+        <w:t>看一眼枪</w:t>
+      </w:r>
+      <w:r>
+        <w:t>：激光有没有在闪、线有没有松。把条码放正、放近一点再试。</w:t>
+      </w:r>
+    </w:p>
+    <w:p>
+      <w:r>
+        <w:t xml:space="preserve">2. </w:t>
+      </w:r>
+      <w:r>
+        <w:rPr>
+          <w:b />
+        </w:rPr>
+        <w:t>枪恢复后</w:t>
+      </w:r>
+      <w:r>
+        <w:t>：弹窗会自动关闭，什么都不用做。</w:t>
+      </w:r>
+    </w:p>
+    <w:p>
+      <w:r>
+        <w:t xml:space="preserve">3. </w:t>
+      </w:r>
+      <w:r>
+        <w:rPr>
+          <w:b />
+        </w:rPr>
+        <w:t>一时修不好</w:t>
+      </w:r>
+      <w:r>
+        <w:t>：点</w:t>
+      </w:r>
+      <w:r>
+        <w:rPr>
+          <w:b />
+        </w:rPr>
+        <w:t>【人工补录】</w:t>
+      </w:r>
+      <w:r>
+        <w:t>，手动输入这一件的条码，生产继续往下走。</w:t>
+      </w:r>
+    </w:p>
+    <w:p>
+      <w:r>
+        <w:t xml:space="preserve">4. </w:t>
+      </w:r>
+      <w:r>
+        <w:rPr>
+          <w:b />
+        </w:rPr>
+        <w:t>点【稍后处理】</w:t>
+      </w:r>
+      <w:r>
+        <w:t>：只表示"先不烦我"，</w:t>
+      </w:r>
+      <w:r>
+        <w:rPr>
+          <w:b />
+        </w:rPr>
+        <w:t>这一件还欠着条码</w:t>
+      </w:r>
+      <w:r>
+        <w:t>，程序会一直等——稍后一定要通过【人工补录】补上，否则流程卡住。</w:t>
+      </w:r>
+    </w:p>
+    <w:p>
+      <w:r>
+        <w:t xml:space="preserve">5. 弹窗里有 </w:t>
+      </w:r>
+      <w:r>
+        <w:rPr>
+          <w:b />
+        </w:rPr>
+        <w:t>☐ 今日不再提醒</w:t>
+      </w:r>
+      <w:r>
+        <w:t>：勾上后今天之内不再弹窗（件照样要补录，只是不吵你了）。适合"枪已经报修、今天就用补录顶着"的情况。</w:t>
+      </w:r>
+    </w:p>
+    <w:p>
+      <w:r>
+        <w:t xml:space="preserve">⚠️ </w:t>
+      </w:r>
+      <w:r>
+        <w:rPr>
+          <w:b />
+        </w:rPr>
+        <w:t>弹窗不是没事发生，是这一件的码没读到</w:t>
+      </w:r>
+      <w:r>
+        <w:t>。不要一直点【稍后处理】当没看见——</w:t>
+      </w:r>
+      <w:r>
+        <w:rPr>
+          <w:b />
+        </w:rPr>
+        <w:t>不补录，这一件就过不去</w:t>
+      </w:r>
+      <w:r>
+        <w:t>。</w:t>
+      </w:r>
+    </w:p>
+    <w:p>
+      <w:pPr>
+        <w:pStyle w:val="4" />
+      </w:pPr>
+      <w:r>
+        <w:t>六、放大看某一格的画面</w:t>
+      </w:r>
+    </w:p>
+    <w:p>
+      <w:r>
+        <w:t xml:space="preserve">- </w:t>
+      </w:r>
+      <w:r>
+        <w:rPr>
+          <w:b />
+        </w:rPr>
+        <w:t>双击</w:t>
+      </w:r>
+      <w:r>
+        <w:t>任意一个窗口 → 全屏放大看细节（放大后画面照常实时刷新）。</w:t>
+      </w:r>
+    </w:p>
+    <w:p>
+      <w:r>
+        <w:t xml:space="preserve">- </w:t>
+      </w:r>
+      <w:r>
+        <w:rPr>
+          <w:b />
+        </w:rPr>
+        <w:t>再双击一次 / 按 Esc</w:t>
+      </w:r>
+      <w:r>
+        <w:t xml:space="preserve"> → 还原回原位。</w:t>
+      </w:r>
+    </w:p>
+    <w:p>
+      <w:r>
+        <w:t>- 全屏时想看别的格子：直接双击另一个窗口即可切换。</w:t>
+      </w:r>
+    </w:p>
+    <w:p>
+      <w:pPr>
+        <w:pStyle w:val="4" />
+      </w:pPr>
+      <w:r>
+        <w:t>七、照片存在哪里（查图找档）</w:t>
+      </w:r>
+    </w:p>
+    <w:p>
+      <w:r>
+        <w:t>- 程序自动把每次检测的照片存到电脑的图片目录，结构是：</w:t>
+      </w:r>
+    </w:p>
+    <w:p>
+      <w:pPr>
+        <w:spacing w:after="0" />
+      </w:pPr>
+      <w:r>
+        <w:rPr>
+          <w:rFonts w:ascii="Consolas" w:hAnsi="Consolas" w:eastAsia="Consolas" />
+        </w:rPr>
+        <w:t>E:\Images（图片根目录）</w:t>
+      </w:r>
+    </w:p>
+    <w:p>
+      <w:pPr>
+        <w:spacing w:after="0" />
+      </w:pPr>
+      <w:r>
+        <w:rPr>
+          <w:rFonts w:ascii="Consolas" w:hAnsi="Consolas" w:eastAsia="Consolas" />
+        </w:rPr>
+        <w:t xml:space="preserve"> └─ 2026年08月17日（日期）</w:t>
+      </w:r>
+    </w:p>
+    <w:p>
+      <w:pPr>
+        <w:spacing w:after="0" />
+      </w:pPr>
+      <w:r>
+        <w:rPr>
+          <w:rFonts w:ascii="Consolas" w:hAnsi="Consolas" w:eastAsia="Consolas" />
+        </w:rPr>
+        <w:t xml:space="preserve">     └─ SN12345（条码号）</w:t>
+      </w:r>
+    </w:p>
+    <w:p>
+      <w:pPr>
+        <w:spacing w:after="0" />
+      </w:pPr>
+      <w:r>
+        <w:rPr>
+          <w:rFonts w:ascii="Consolas" w:hAnsi="Consolas" w:eastAsia="Consolas" />
+        </w:rPr>
+        <w:t xml:space="preserve">         └─ 上相机（哪个相机拍的）</w:t>
+      </w:r>
+    </w:p>
+    <w:p>
+      <w:pPr>
+        <w:spacing w:after="0" />
+      </w:pPr>
+      <w:r>
+        <w:rPr>
+          <w:rFonts w:ascii="Consolas" w:hAnsi="Consolas" w:eastAsia="Consolas" />
+        </w:rPr>
+        <w:t xml:space="preserve">             ├─ OK（这个点判定合格）</w:t>
+      </w:r>
+    </w:p>
+    <w:p>
+      <w:pPr>
+        <w:spacing w:after="0" />
+      </w:pPr>
+      <w:r>
+        <w:rPr>
+          <w:rFonts w:ascii="Consolas" w:hAnsi="Consolas" w:eastAsia="Consolas" />
+        </w:rPr>
+        <w:t xml:space="preserve">             └─ NG（这个点判定不合格）</w:t>
+      </w:r>
+    </w:p>
+    <w:p>
+      <w:pPr>
+        <w:spacing w:after="0" />
+      </w:pPr>
+      <w:r>
+        <w:rPr>
+          <w:rFonts w:ascii="Consolas" w:hAnsi="Consolas" w:eastAsia="Consolas" />
+        </w:rPr>
+        <w:t xml:space="preserve">                 └─ 001_20260817_164022_461.jpeg（照片）</w:t>
+      </w:r>
+    </w:p>
+    <w:p>
+      <w:r>
+        <w:t>- 想查某一件的照片：让组长/工程师打开对应文件夹即可。</w:t>
+      </w:r>
+    </w:p>
+    <w:p>
+      <w:r>
+        <w:t xml:space="preserve">- </w:t>
+      </w:r>
+      <w:r>
+        <w:rPr>
+          <w:b />
+        </w:rPr>
+        <w:t>照片默认保留 30 天自动清理</w:t>
+      </w:r>
+      <w:r>
+        <w:t>，重要的早点拷走。</w:t>
+      </w:r>
+    </w:p>
+    <w:p>
+      <w:pPr>
+        <w:pStyle w:val="4" />
+      </w:pPr>
+      <w:r>
+        <w:t>八、连接灯红了怎么办（现场速查）</w:t>
+      </w:r>
+    </w:p>
+    <w:p>
+      <w:r>
+        <w:t d5p1:space="preserve" xmlns:d5p1="http://www.w3.org/XML/1998/namespace">颜色速认（V2.15.11 起）：连接灯只有两种状态——绿=正常、红=有问题（PLC 多一个黄=在等主站）。没有灰色：开机就直接显示真实状态；如果一台启用枪都没配，右上角扫码枪那盏灯会消失（表示没有枪，不是坏了）。</w:t>
+      </w:r>
+    </w:p>
+    <w:tbl>
+      <w:tblPr>
+        <w:tblStyle w:val="33" />
+        <w:tblW w:w="0" w:type="auto" />
+        <w:tblInd w:w="0" w:type="dxa" />
+        <w:tblBorders>
+          <w:top w:val="single" w:color="auto" w:sz="4" w:space="0" />
+          <w:left w:val="single" w:color="auto" w:sz="4" w:space="0" />
+          <w:bottom w:val="single" w:color="auto" w:sz="4" w:space="0" />
+          <w:right w:val="single" w:color="auto" w:sz="4" w:space="0" />
+          <w:insideH w:val="single" w:color="auto" w:sz="4" w:space="0" />
+          <w:insideV w:val="single" w:color="auto" w:sz="4" w:space="0" />
+        </w:tblBorders>
+        <w:tblLayout w:type="autofit" />
+        <w:tblCellMar>
+          <w:top w:w="0" w:type="dxa" />
+          <w:left w:w="108" w:type="dxa" />
+          <w:bottom w:w="0" w:type="dxa" />
+          <w:right w:w="108" w:type="dxa" />
+        </w:tblCellMar>
+      </w:tblPr>
+      <w:tblGrid>
+        <w:gridCol w:w="2880" />
+        <w:gridCol w:w="2880" />
+        <w:gridCol w:w="2880" />
+      </w:tblGrid>
+      <w:tr>
+        <w:tblPrEx>
+          <w:tblBorders>
+            <w:top w:val="single" w:color="auto" w:sz="4" w:space="0" />
+            <w:left w:val="single" w:color="auto" w:sz="4" w:space="0" />
+            <w:bottom w:val="single" w:color="auto" w:sz="4" w:space="0" />
+            <w:right w:val="single" w:color="auto" w:sz="4" w:space="0" />
+            <w:insideH w:val="single" w:color="auto" w:sz="4" w:space="0" />
+            <w:insideV w:val="single" w:color="auto" w:sz="4" w:space="0" />
+          </w:tblBorders>
+          <w:tblCellMar>
+            <w:top w:w="0" w:type="dxa" />
+            <w:left w:w="108" w:type="dxa" />
+            <w:bottom w:w="0" w:type="dxa" />
+            <w:right w:w="108" w:type="dxa" />
+          </w:tblCellMar>
+        </w:tblPrEx>
+        <w:tc>
+          <w:tcPr>
+            <w:tcW w:w="2880" w:type="dxa" />
+          </w:tcPr>
+          <w:p>
+            <w:pPr>
+              <w:spacing w:after="0" w:line="240" w:lineRule="auto" />
+            </w:pPr>
+            <w:r>
+              <w:rPr>
+                <w:rFonts w:hint="eastAsia" />
+                <w:b />
+                <w:lang w:eastAsia="zh-CN" />
+              </w:rPr>
+              <w:t>现象</w:t>
+            </w:r>
+          </w:p>
+        </w:tc>
+        <w:tc>
+          <w:tcPr>
+            <w:tcW w:w="2880" w:type="dxa" />
+          </w:tcPr>
+          <w:p>
+            <w:pPr>
+              <w:spacing w:after="0" w:line="240" w:lineRule="auto" />
+            </w:pPr>
+            <w:r>
+              <w:rPr>
+                <w:b />
+              </w:rPr>
+              <w:t>什么意思</w:t>
+            </w:r>
+          </w:p>
+        </w:tc>
+        <w:tc>
+          <w:tcPr>
+            <w:tcW w:w="2880" w:type="dxa" />
+          </w:tcPr>
+          <w:p>
+            <w:pPr>
+              <w:spacing w:after="0" w:line="240" w:lineRule="auto" />
+            </w:pPr>
+            <w:r>
+              <w:rPr>
+                <w:b />
+              </w:rPr>
+              <w:t>操作员怎么办</w:t>
+            </w:r>
+          </w:p>
+        </w:tc>
+      </w:tr>
+      <w:tr>
+        <w:tblPrEx>
+          <w:tblBorders>
+            <w:top w:val="single" w:color="auto" w:sz="4" w:space="0" />
+            <w:left w:val="single" w:color="auto" w:sz="4" w:space="0" />
+            <w:bottom w:val="single" w:color="auto" w:sz="4" w:space="0" />
+            <w:right w:val="single" w:color="auto" w:sz="4" w:space="0" />
+            <w:insideH w:val="single" w:color="auto" w:sz="4" w:space="0" />
+            <w:insideV w:val="single" w:color="auto" w:sz="4" w:space="0" />
+          </w:tblBorders>
+          <w:tblCellMar>
+            <w:top w:w="0" w:type="dxa" />
+            <w:left w:w="108" w:type="dxa" />
+            <w:bottom w:w="0" w:type="dxa" />
+            <w:right w:w="108" w:type="dxa" />
+          </w:tblCellMar>
+        </w:tblPrEx>
+        <w:tc>
+          <w:tcPr>
+            <w:tcW w:w="2880" w:type="dxa" />
+          </w:tcPr>
+          <w:p>
+            <w:pPr>
+              <w:spacing w:after="0" w:line="240" w:lineRule="auto" />
+            </w:pPr>
+            <w:r>
+              <w:rPr>
+                <w:b />
+              </w:rPr>
+              <w:t>PLC 灯红</w:t>
+            </w:r>
+          </w:p>
+        </w:tc>
+        <w:tc>
+          <w:tcPr>
+            <w:tcW w:w="2880" w:type="dxa" />
+          </w:tcPr>
+          <w:p>
+            <w:pPr>
+              <w:spacing w:after="0" w:line="240" w:lineRule="auto" />
+            </w:pPr>
+            <w:r>
+              <w:t>PLC 通讯断了</w:t>
+            </w:r>
+          </w:p>
+        </w:tc>
+        <w:tc>
+          <w:tcPr>
+            <w:tcW w:w="2880" w:type="dxa" />
+          </w:tcPr>
+          <w:p>
+            <w:pPr>
+              <w:spacing w:after="0" w:line="240" w:lineRule="auto" />
+            </w:pPr>
+            <w:r>
+              <w:t>别开工，叫工程师</w:t>
+            </w:r>
+          </w:p>
+        </w:tc>
+      </w:tr>
+      <w:tr>
+        <w:tblPrEx>
+          <w:tblBorders>
+            <w:top w:val="single" w:color="auto" w:sz="4" w:space="0" />
+            <w:left w:val="single" w:color="auto" w:sz="4" w:space="0" />
+            <w:bottom w:val="single" w:color="auto" w:sz="4" w:space="0" />
+            <w:right w:val="single" w:color="auto" w:sz="4" w:space="0" />
+            <w:insideH w:val="single" w:color="auto" w:sz="4" w:space="0" />
+            <w:insideV w:val="single" w:color="auto" w:sz="4" w:space="0" />
+          </w:tblBorders>
+          <w:tblCellMar>
+            <w:top w:w="0" w:type="dxa" />
+            <w:left w:w="108" w:type="dxa" />
+            <w:bottom w:w="0" w:type="dxa" />
+            <w:right w:w="108" w:type="dxa" />
+          </w:tblCellMar>
+        </w:tblPrEx>
+        <w:tc>
+          <w:tcPr>
+            <w:tcW w:w="2880" w:type="dxa" />
+          </w:tcPr>
+          <w:p>
+            <w:pPr>
+              <w:spacing w:after="0" w:line="240" w:lineRule="auto" />
+            </w:pPr>
+            <w:r>
+              <w:rPr>
+                <w:b />
+              </w:rPr>
+              <w:t>PLC 灯黄</w:t>
+            </w:r>
+          </w:p>
+        </w:tc>
+        <w:tc>
+          <w:tcPr>
+            <w:tcW w:w="2880" w:type="dxa" />
+          </w:tcPr>
+          <w:p>
+            <w:pPr>
+              <w:spacing w:after="0" w:line="240" w:lineRule="auto" />
+            </w:pPr>
+            <w:r>
+              <w:t>在等 PLC 主站连进来</w:t>
+            </w:r>
+          </w:p>
+        </w:tc>
+        <w:tc>
+          <w:tcPr>
+            <w:tcW w:w="2880" w:type="dxa" />
+          </w:tcPr>
+          <w:p>
+            <w:pPr>
+              <w:spacing w:after="0" w:line="240" w:lineRule="auto" />
+            </w:pPr>
+            <w:r>
+              <w:t>正常等待，不用管</w:t>
+            </w:r>
+          </w:p>
+        </w:tc>
+      </w:tr>
+      <w:tr>
+        <w:tblPrEx>
+          <w:tblBorders>
+            <w:top w:val="single" w:color="auto" w:sz="4" w:space="0" />
+            <w:left w:val="single" w:color="auto" w:sz="4" w:space="0" />
+            <w:bottom w:val="single" w:color="auto" w:sz="4" w:space="0" />
+            <w:right w:val="single" w:color="auto" w:sz="4" w:space="0" />
+            <w:insideH w:val="single" w:color="auto" w:sz="4" w:space="0" />
+            <w:insideV w:val="single" w:color="auto" w:sz="4" w:space="0" />
+          </w:tblBorders>
+          <w:tblCellMar>
+            <w:top w:w="0" w:type="dxa" />
+            <w:left w:w="108" w:type="dxa" />
+            <w:bottom w:w="0" w:type="dxa" />
+            <w:right w:w="108" w:type="dxa" />
+          </w:tblCellMar>
+        </w:tblPrEx>
+        <w:tc>
+          <w:tcPr>
+            <w:tcW w:w="2880" w:type="dxa" />
+          </w:tcPr>
+          <w:p>
+            <w:pPr>
+              <w:spacing w:after="0" w:line="240" w:lineRule="auto" />
+            </w:pPr>
+            <w:r>
+              <w:rPr>
+                <w:b />
+              </w:rPr>
+              <w:t>扫码枪灯红</w:t>
+            </w:r>
+          </w:p>
+        </w:tc>
+        <w:tc>
+          <w:tcPr>
+            <w:tcW w:w="2880" w:type="dxa" />
+          </w:tcPr>
+          <w:p>
+            <w:pPr>
+              <w:spacing w:after="0" w:line="240" w:lineRule="auto" />
+            </w:pPr>
+            <w:r>
+              <w:t>扫码枪没连上</w:t>
+            </w:r>
+          </w:p>
+        </w:tc>
+        <w:tc>
+          <w:tcPr>
+            <w:tcW w:w="2880" w:type="dxa" />
+          </w:tcPr>
+          <w:p>
+            <w:pPr>
+              <w:spacing w:after="0" w:line="240" w:lineRule="auto" />
+            </w:pPr>
+            <w:r>
+              <w:t>检查枪的线/电源；按第五节用【人工补录】顶着</w:t>
+            </w:r>
+          </w:p>
+        </w:tc>
+      </w:tr>
+      <w:tr>
+        <w:tblPrEx>
+          <w:tblBorders>
+            <w:top w:val="single" w:color="auto" w:sz="4" w:space="0" />
+            <w:left w:val="single" w:color="auto" w:sz="4" w:space="0" />
+            <w:bottom w:val="single" w:color="auto" w:sz="4" w:space="0" />
+            <w:right w:val="single" w:color="auto" w:sz="4" w:space="0" />
+            <w:insideH w:val="single" w:color="auto" w:sz="4" w:space="0" />
+            <w:insideV w:val="single" w:color="auto" w:sz="4" w:space="0" />
+          </w:tblBorders>
+          <w:tblCellMar>
+            <w:top w:w="0" w:type="dxa" />
+            <w:left w:w="108" w:type="dxa" />
+            <w:bottom w:w="0" w:type="dxa" />
+            <w:right w:w="108" w:type="dxa" />
+          </w:tblCellMar>
+        </w:tblPrEx>
+        <w:tc>
+          <w:tcPr>
+            <w:tcW w:w="2880" w:type="dxa" />
+          </w:tcPr>
+          <w:p>
+            <w:pPr>
+              <w:spacing w:after="0" w:line="240" w:lineRule="auto" />
+            </w:pPr>
+            <w:r>
+              <w:rPr>
+                <w:b />
+              </w:rPr>
+              <w:t>相机灯红</w:t>
+            </w:r>
+          </w:p>
+        </w:tc>
+        <w:tc>
+          <w:tcPr>
+            <w:tcW w:w="2880" w:type="dxa" />
+          </w:tcPr>
+          <w:p>
+            <w:pPr>
+              <w:spacing w:after="0" w:line="240" w:lineRule="auto" />
+            </w:pPr>
+            <w:r>
+              <w:t>相机通讯断了</w:t>
+            </w:r>
+          </w:p>
+        </w:tc>
+        <w:tc>
+          <w:tcPr>
+            <w:tcW w:w="2880" w:type="dxa" />
+          </w:tcPr>
+          <w:p>
+            <w:pPr>
+              <w:spacing w:after="0" w:line="240" w:lineRule="auto" />
+            </w:pPr>
+            <w:r>
+              <w:t>叫工程师（查相机网线/推图配置）</w:t>
+            </w:r>
+          </w:p>
+        </w:tc>
+      </w:tr>
+      <w:tr>
+        <w:tblPrEx>
+          <w:tblBorders>
+            <w:top w:val="single" w:color="auto" w:sz="4" w:space="0" />
+            <w:left w:val="single" w:color="auto" w:sz="4" w:space="0" />
+            <w:bottom w:val="single" w:color="auto" w:sz="4" w:space="0" />
+            <w:right w:val="single" w:color="auto" w:sz="4" w:space="0" />
+            <w:insideH w:val="single" w:color="auto" w:sz="4" w:space="0" />
+            <w:insideV w:val="single" w:color="auto" w:sz="4" w:space="0" />
+          </w:tblBorders>
+          <w:tblCellMar>
+            <w:top w:w="0" w:type="dxa" />
+            <w:left w:w="108" w:type="dxa" />
+            <w:bottom w:w="0" w:type="dxa" />
+            <w:right w:w="108" w:type="dxa" />
+          </w:tblCellMar>
+        </w:tblPrEx>
+        <w:tc>
+          <w:tcPr>
+            <w:tcW w:w="2880" w:type="dxa" />
+          </w:tcPr>
+          <w:p>
+            <w:pPr>
+              <w:spacing w:after="0" w:line="240" w:lineRule="auto" />
+            </w:pPr>
+            <w:r>
+              <w:rPr>
+                <w:b />
+              </w:rPr>
+              <w:t>窗口一直不出图</w:t>
+            </w:r>
+          </w:p>
+        </w:tc>
+        <w:tc>
+          <w:tcPr>
+            <w:tcW w:w="2880" w:type="dxa" />
+          </w:tcPr>
+          <w:p>
+            <w:pPr>
+              <w:spacing w:after="0" w:line="240" w:lineRule="auto" />
+            </w:pPr>
+            <w:r>
+              <w:t>相机拍了但图没到</w:t>
+            </w:r>
+          </w:p>
+        </w:tc>
+        <w:tc>
+          <w:tcPr>
+            <w:tcW w:w="2880" w:type="dxa" />
+          </w:tcPr>
+          <w:p>
+            <w:pPr>
+              <w:spacing w:after="0" w:line="240" w:lineRule="auto" />
+            </w:pPr>
+            <w:r>
+              <w:t>叫工程师看，别反复触发</w:t>
+            </w:r>
+          </w:p>
+        </w:tc>
+      </w:tr>
+      <w:tr>
+        <w:tblPrEx>
+          <w:tblBorders>
+            <w:top w:val="single" w:color="auto" w:sz="4" w:space="0" />
+            <w:left w:val="single" w:color="auto" w:sz="4" w:space="0" />
+            <w:bottom w:val="single" w:color="auto" w:sz="4" w:space="0" />
+            <w:right w:val="single" w:color="auto" w:sz="4" w:space="0" />
+            <w:insideH w:val="single" w:color="auto" w:sz="4" w:space="0" />
+            <w:insideV w:val="single" w:color="auto" w:sz="4" w:space="0" />
+          </w:tblBorders>
+          <w:tblCellMar>
+            <w:top w:w="0" w:type="dxa" />
+            <w:left w:w="108" w:type="dxa" />
+            <w:bottom w:w="0" w:type="dxa" />
+            <w:right w:w="108" w:type="dxa" />
+          </w:tblCellMar>
+        </w:tblPrEx>
+        <w:tc>
+          <w:tcPr>
+            <w:tcW w:w="2880" w:type="dxa" />
+          </w:tcPr>
+          <w:p>
+            <w:pPr>
+              <w:spacing w:after="0" w:line="240" w:lineRule="auto" />
+            </w:pPr>
+            <w:r>
+              <w:rPr>
+                <w:b />
+              </w:rPr>
+              <w:t>个别格子从不拍照</w:t>
+            </w:r>
+          </w:p>
+        </w:tc>
+        <w:tc>
+          <w:tcPr>
+            <w:tcW w:w="2880" w:type="dxa" />
+          </w:tcPr>
+          <w:p>
+            <w:pPr>
+              <w:spacing w:after="0" w:line="240" w:lineRule="auto" />
+            </w:pPr>
+            <w:r>
+              <w:t>这一格是"空窗口"（没分配检测点位）</w:t>
+            </w:r>
+          </w:p>
+        </w:tc>
+        <w:tc>
+          <w:tcPr>
+            <w:tcW w:w="2880" w:type="dxa" />
+          </w:tcPr>
+          <w:p>
+            <w:pPr>
+              <w:spacing w:after="0" w:line="240" w:lineRule="auto" />
+            </w:pPr>
+            <w:r>
+              <w:t>属正常现象，不用管</w:t>
+            </w:r>
+          </w:p>
+        </w:tc>
+      </w:tr>
+    </w:tbl>
+    <w:p>
+      <w:pPr>
+        <w:pStyle w:val="4" />
+      </w:pPr>
+      <w:r>
+        <w:t>九、操作禁忌（红线，务必遵守）</w:t>
+      </w:r>
+    </w:p>
+    <w:p>
+      <w:r>
+        <w:t xml:space="preserve">1. </w:t>
+      </w:r>
+      <w:r>
+        <w:rPr>
+          <w:b />
+        </w:rPr>
+        <w:t>不要点"系统设置"</w:t>
+      </w:r>
+      <w:r>
+        <w:t>——需要管理员密码，是维护人员改参数的，操作员不要进。</w:t>
+      </w:r>
+    </w:p>
+    <w:p>
+      <w:r>
+        <w:t xml:space="preserve">2. </w:t>
+      </w:r>
+      <w:r>
+        <w:rPr>
+          <w:b />
+        </w:rPr>
+        <w:t>不要动电脑上其他窗口、不要关防火墙、不要拔网线</w:t>
+      </w:r>
+      <w:r>
+        <w:t>。</w:t>
+      </w:r>
+    </w:p>
+    <w:p>
+      <w:r>
+        <w:t xml:space="preserve">3. </w:t>
+      </w:r>
+      <w:r>
+        <w:rPr>
+          <w:b />
+        </w:rPr>
+        <w:t>不要手动删/改图片文件夹里的文件</w:t>
+      </w:r>
+      <w:r>
+        <w:t>。</w:t>
+      </w:r>
+    </w:p>
+    <w:p>
+      <w:r>
+        <w:t>4. 出现弹窗或异常，</w:t>
+      </w:r>
+      <w:r>
+        <w:rPr>
+          <w:b />
+        </w:rPr>
+        <w:t>先按提示处理，处理不了就叫工程师</w:t>
+      </w:r>
+      <w:r>
+        <w:t>；不要直接重启电脑（会丢当前工件数据）。</w:t>
+      </w:r>
+    </w:p>
+    <w:p>
+      <w:r>
+        <w:t xml:space="preserve">5. </w:t>
+      </w:r>
+      <w:r>
+        <w:rPr>
+          <w:b />
+        </w:rPr>
+        <w:t>不要私自改动产品型号</w:t>
+      </w:r>
+      <w:r>
+        <w:t>，换型号要按组长安排来。</w:t>
+      </w:r>
+    </w:p>
+    <w:p>
+      <w:pPr>
+        <w:pStyle w:val="4" />
+      </w:pPr>
+      <w:r>
+        <w:t>十、交班 / 下班</w:t>
+      </w:r>
+    </w:p>
+    <w:p>
+      <w:r>
+        <w:t>- 程序可以一直开着不用关。</w:t>
+      </w:r>
+    </w:p>
+    <w:p>
+      <w:r>
+        <w:t>- 要关机时正常点右上角关闭即可。</w:t>
+      </w:r>
+    </w:p>
+    <w:p>
+      <w:r>
+        <w:t>- 当天如果有扫码枪异常、相机异常等状况，</w:t>
+      </w:r>
+      <w:r>
+        <w:rPr>
+          <w:b />
+        </w:rPr>
+        <w:t>口头或写在交接本上告诉下一班/工程师</w:t>
+      </w:r>
+      <w:r>
+        <w:t>，方便排查。</w:t>
+      </w:r>
+    </w:p>
+    <w:p>
+      <w:pPr>
+        <w:pStyle w:val="4" />
+      </w:pPr>
+      <w:r>
+        <w:t>常见问题一句话速答</w:t>
+      </w:r>
+    </w:p>
+    <w:p>
+      <w:r>
+        <w:t xml:space="preserve">- </w:t>
+      </w:r>
+      <w:r>
+        <w:rPr>
+          <w:b />
+        </w:rPr>
+        <w:t>问</w:t>
+      </w:r>
+      <w:r>
+        <w:t>：窗口怎么都是深灰色？</w:t>
+      </w:r>
+    </w:p>
+    <w:p>
+      <w:r>
+        <w:t xml:space="preserve">  </w:t>
+      </w:r>
+      <w:r>
+        <w:rPr>
+          <w:b />
+        </w:rPr>
+        <w:t>答</w:t>
+      </w:r>
+      <w:r>
+        <w:t>：新工件开始，窗口刚清空，等相机拍完会自动出图。一直不出图就按第八节处理。</w:t>
+      </w:r>
+    </w:p>
+    <w:p>
+      <w:r>
+        <w:t xml:space="preserve">- </w:t>
+      </w:r>
+      <w:r>
+        <w:rPr>
+          <w:b />
+        </w:rPr>
+        <w:t>问</w:t>
+      </w:r>
+      <w:r>
+        <w:t>：计数一直不动？</w:t>
+      </w:r>
+    </w:p>
+    <w:p>
+      <w:r>
+        <w:t xml:space="preserve">  </w:t>
+      </w:r>
+      <w:r>
+        <w:rPr>
+          <w:b />
+        </w:rPr>
+        <w:t>答</w:t>
+      </w:r>
+      <w:r>
+        <w:t>：看状态栏是不是停在某一步；有弹窗就先处理弹窗；不行叫工程师。</w:t>
+      </w:r>
+    </w:p>
+    <w:p>
+      <w:r>
+        <w:t xml:space="preserve">- </w:t>
+      </w:r>
+      <w:r>
+        <w:rPr>
+          <w:b />
+        </w:rPr>
+        <w:t>问</w:t>
+      </w:r>
+      <w:r>
+        <w:t>：型号选错了怎么办？</w:t>
+      </w:r>
+    </w:p>
+    <w:p>
+      <w:r>
+        <w:t xml:space="preserve">  </w:t>
+      </w:r>
+      <w:r>
+        <w:rPr>
+          <w:b />
+        </w:rPr>
+        <w:t>答</w:t>
+      </w:r>
+      <w:r>
+        <w:t>：点左上角型号下拉，选回正确的型号，等状态栏"型号切换完成"即可，不用重启。</w:t>
+      </w:r>
+    </w:p>
+    <w:p>
+      <w:r>
+        <w:t xml:space="preserve">- </w:t>
+      </w:r>
+      <w:r>
+        <w:rPr>
+          <w:b />
+        </w:rPr>
+        <w:t>问</w:t>
+      </w:r>
+      <w:r>
+        <w:t>：弹窗点掉后生产怎么还不动？</w:t>
+      </w:r>
+    </w:p>
+    <w:p>
+      <w:r>
+        <w:t xml:space="preserve">  </w:t>
+      </w:r>
+      <w:r>
+        <w:rPr>
+          <w:b />
+        </w:rPr>
+        <w:t>答</w:t>
+      </w:r>
+      <w:r>
+        <w:t>：多半是这一件的条码还没补（见第五节第4条），点【人工补录】补上码就好了。</w:t>
+      </w:r>
+    </w:p>
+    <w:sectPr>
+      <w:pgSz w:w="12240" w:h="15840" />
+      <w:pgMar w:top="1440" w:right="1800" w:bottom="1440" w:left="1800" w:header="720" w:footer="720" w:gutter="0" />
+      <w:cols w:space="720" w:num="1" />
+      <w:docGrid w:linePitch="360" w:charSpace="0" />
+    </w:sectPr>
+  </w:body>
 </w:document>
 </file>
 
@@ -2240,18 +2247,18 @@
     <w:lsdException w:uiPriority="99" w:name="table of authorities"/>
     <w:lsdException w:qFormat="1" w:uiPriority="99" w:semiHidden="0" w:name="macro"/>
     <w:lsdException w:uiPriority="99" w:name="toa heading"/>
-    <w:lsdException w:uiPriority="99" w:semiHidden="0" w:name="List"/>
+    <w:lsdException w:qFormat="1" w:uiPriority="99" w:semiHidden="0" w:name="List"/>
     <w:lsdException w:qFormat="1" w:uiPriority="99" w:semiHidden="0" w:name="List Bullet"/>
-    <w:lsdException w:uiPriority="99" w:semiHidden="0" w:name="List Number"/>
+    <w:lsdException w:qFormat="1" w:uiPriority="99" w:semiHidden="0" w:name="List Number"/>
     <w:lsdException w:qFormat="1" w:uiPriority="99" w:semiHidden="0" w:name="List 2"/>
-    <w:lsdException w:uiPriority="99" w:semiHidden="0" w:name="List 3"/>
+    <w:lsdException w:qFormat="1" w:uiPriority="99" w:semiHidden="0" w:name="List 3"/>
     <w:lsdException w:uiPriority="99" w:name="List 4"/>
     <w:lsdException w:uiPriority="99" w:name="List 5"/>
-    <w:lsdException w:uiPriority="99" w:semiHidden="0" w:name="List Bullet 2"/>
+    <w:lsdException w:qFormat="1" w:uiPriority="99" w:semiHidden="0" w:name="List Bullet 2"/>
     <w:lsdException w:qFormat="1" w:uiPriority="99" w:semiHidden="0" w:name="List Bullet 3"/>
     <w:lsdException w:uiPriority="99" w:name="List Bullet 4"/>
     <w:lsdException w:uiPriority="99" w:name="List Bullet 5"/>
-    <w:lsdException w:uiPriority="99" w:semiHidden="0" w:name="List Number 2"/>
+    <w:lsdException w:qFormat="1" w:uiPriority="99" w:semiHidden="0" w:name="List Number 2"/>
     <w:lsdException w:uiPriority="99" w:semiHidden="0" w:name="List Number 3"/>
     <w:lsdException w:uiPriority="99" w:name="List Number 4"/>
     <w:lsdException w:uiPriority="99" w:name="List Number 5"/>
@@ -2261,7 +2268,7 @@
     <w:lsdException w:qFormat="1" w:uiPriority="1" w:name="Default Paragraph Font"/>
     <w:lsdException w:uiPriority="99" w:semiHidden="0" w:name="Body Text"/>
     <w:lsdException w:uiPriority="99" w:name="Body Text Indent"/>
-    <w:lsdException w:uiPriority="99" w:semiHidden="0" w:name="List Continue"/>
+    <w:lsdException w:qFormat="1" w:uiPriority="99" w:semiHidden="0" w:name="List Continue"/>
     <w:lsdException w:qFormat="1" w:uiPriority="99" w:semiHidden="0" w:name="List Continue 2"/>
     <w:lsdException w:qFormat="1" w:uiPriority="99" w:semiHidden="0" w:name="List Continue 3"/>
     <w:lsdException w:uiPriority="99" w:name="List Continue 4"/>
@@ -2273,8 +2280,8 @@
     <w:lsdException w:uiPriority="99" w:name="Body Text First Indent"/>
     <w:lsdException w:uiPriority="99" w:name="Body Text First Indent 2"/>
     <w:lsdException w:uiPriority="99" w:name="Note Heading"/>
-    <w:lsdException w:uiPriority="99" w:semiHidden="0" w:name="Body Text 2"/>
-    <w:lsdException w:uiPriority="99" w:semiHidden="0" w:name="Body Text 3"/>
+    <w:lsdException w:qFormat="1" w:uiPriority="99" w:semiHidden="0" w:name="Body Text 2"/>
+    <w:lsdException w:qFormat="1" w:uiPriority="99" w:semiHidden="0" w:name="Body Text 3"/>
     <w:lsdException w:uiPriority="99" w:name="Body Text Indent 2"/>
     <w:lsdException w:uiPriority="99" w:name="Body Text Indent 3"/>
     <w:lsdException w:uiPriority="99" w:name="Block Text"/>
@@ -2296,7 +2303,7 @@
     <w:lsdException w:uiPriority="99" w:name="HTML Sample"/>
     <w:lsdException w:uiPriority="99" w:name="HTML Typewriter"/>
     <w:lsdException w:uiPriority="99" w:name="HTML Variable"/>
-    <w:lsdException w:uiPriority="99" w:name="Normal Table"/>
+    <w:lsdException w:qFormat="1" w:uiPriority="99" w:name="Normal Table"/>
     <w:lsdException w:uiPriority="99" w:name="annotation subject"/>
     <w:lsdException w:uiPriority="99" w:name="Table Simple 1"/>
     <w:lsdException w:uiPriority="99" w:name="Table Simple 2"/>
@@ -2708,6 +2715,7 @@
     <w:name w:val="Normal Table"/>
     <w:semiHidden/>
     <w:unhideWhenUsed/>
+    <w:qFormat/>
     <w:uiPriority w:val="99"/>
     <w:tblPr>
       <w:tblCellMar>
@@ -2747,6 +2755,7 @@
     <w:name w:val="List 3"/>
     <w:basedOn w:val="1"/>
     <w:unhideWhenUsed/>
+    <w:qFormat/>
     <w:uiPriority w:val="99"/>
     <w:pPr>
       <w:ind w:left="1080" w:hanging="360"/>
@@ -2757,6 +2766,7 @@
     <w:name w:val="List Number 2"/>
     <w:basedOn w:val="1"/>
     <w:unhideWhenUsed/>
+    <w:qFormat/>
     <w:uiPriority w:val="99"/>
     <w:pPr>
       <w:numPr>
@@ -2770,6 +2780,7 @@
     <w:name w:val="List Number"/>
     <w:basedOn w:val="1"/>
     <w:unhideWhenUsed/>
+    <w:qFormat/>
     <w:uiPriority w:val="99"/>
     <w:pPr>
       <w:numPr>
@@ -2822,6 +2833,7 @@
     <w:basedOn w:val="1"/>
     <w:link w:val="146"/>
     <w:unhideWhenUsed/>
+    <w:qFormat/>
     <w:uiPriority w:val="99"/>
     <w:pPr>
       <w:spacing w:after="120"/>
@@ -2883,6 +2895,7 @@
     <w:name w:val="List Continue"/>
     <w:basedOn w:val="1"/>
     <w:unhideWhenUsed/>
+    <w:qFormat/>
     <w:uiPriority w:val="99"/>
     <w:pPr>
       <w:spacing w:after="120"/>
@@ -2894,6 +2907,7 @@
     <w:name w:val="List Bullet 2"/>
     <w:basedOn w:val="1"/>
     <w:unhideWhenUsed/>
+    <w:qFormat/>
     <w:uiPriority w:val="99"/>
     <w:pPr>
       <w:numPr>
@@ -2959,6 +2973,7 @@
     <w:name w:val="List"/>
     <w:basedOn w:val="1"/>
     <w:unhideWhenUsed/>
+    <w:qFormat/>
     <w:uiPriority w:val="99"/>
     <w:pPr>
       <w:ind w:left="360" w:hanging="360"/>
@@ -2970,6 +2985,7 @@
     <w:basedOn w:val="1"/>
     <w:link w:val="145"/>
     <w:unhideWhenUsed/>
+    <w:qFormat/>
     <w:uiPriority w:val="99"/>
     <w:pPr>
       <w:spacing w:after="120" w:line="480" w:lineRule="auto"/>
